--- a/Volume 1/Chapter 03 - File Handling/SPA_Vol1_Ch3_Lesson3_15_JSON.docx
+++ b/Volume 1/Chapter 03 - File Handling/SPA_Vol1_Ch3_Lesson3_15_JSON.docx
@@ -947,20 +947,309 @@
         <w:keepNext/>
       </w:pPr>
       <w:r>
-        <w:t>Save each source and supporting file from this lesson into the matching path in the project layout. As in Chapter 1, notepad .\c\basic_service_json.c creates and opens one: choose Yes, type the file, save it with Ctrl+S, and close Notepad. Then install the TypeScript compiler for this project.</w:t>
-      </w:r>
-    </w:p>
-    <w:p>
-      <w:pPr>
-        <w:keepNext/>
-      </w:pPr>
-    </w:p>
-    <w:p>
-      <w:pPr>
-        <w:pStyle w:val="CommandBlock"/>
-      </w:pPr>
-      <w:r>
-        <w:t>npm --prefix .\typescript install --ignore-scripts --no-audit --no-fund</w:t>
+        <w:t>Next, let the tools create each project's settings file, as in Chapter 1. Remember, -o names the project folder: dotnet new console -o makes a C# project there, with a .csproj file and a starter Program.cs, which you replace with this lesson's code in the C# section. Remember, go.mod makes the folder a module: go mod init writes it, and its go line shows the Go version you have installed.</w:t>
+      </w:r>
+    </w:p>
+    <w:p>
+      <w:pPr>
+        <w:keepNext/>
+      </w:pPr>
+    </w:p>
+    <w:p>
+      <w:pPr>
+        <w:pStyle w:val="CommandBlock"/>
+        <w:keepNext/>
+      </w:pPr>
+      <w:r>
+        <w:t>dotnet new console -o .\csharp\BasicServiceJson</w:t>
+      </w:r>
+    </w:p>
+    <w:p>
+      <w:pPr>
+        <w:pStyle w:val="CommandBlock"/>
+        <w:keepNext/>
+      </w:pPr>
+      <w:r>
+        <w:t>dotnet new console -o .\csharp\ServiceJson</w:t>
+      </w:r>
+    </w:p>
+    <w:p>
+      <w:pPr>
+        <w:pStyle w:val="CommandBlock"/>
+      </w:pPr>
+      <w:r>
+        <w:t>go -C .\go mod init example.com/servicejson</w:t>
+      </w:r>
+    </w:p>
+    <w:p>
+      <w:pPr>
+        <w:keepNext/>
+      </w:pPr>
+    </w:p>
+    <w:p>
+      <w:pPr>
+        <w:keepNext/>
+      </w:pPr>
+      <w:r>
+        <w:t>Then make the TypeScript project's package.json and install its compiler. Remember, npm init -y, npm pkg, then npm install: Push-Location moves into .\typescript first, because npm init ignores --prefix, and Pop-Location moves back to lesson-3.15.</w:t>
+      </w:r>
+    </w:p>
+    <w:p>
+      <w:pPr>
+        <w:keepNext/>
+      </w:pPr>
+    </w:p>
+    <w:p>
+      <w:pPr>
+        <w:pStyle w:val="CommandBlock"/>
+        <w:keepNext/>
+      </w:pPr>
+      <w:r>
+        <w:t>Push-Location .\typescript</w:t>
+      </w:r>
+    </w:p>
+    <w:p>
+      <w:pPr>
+        <w:pStyle w:val="CommandBlock"/>
+        <w:keepNext/>
+      </w:pPr>
+      <w:r>
+        <w:t>npm init -y</w:t>
+      </w:r>
+    </w:p>
+    <w:p>
+      <w:pPr>
+        <w:pStyle w:val="CommandBlock"/>
+        <w:keepNext/>
+      </w:pPr>
+      <w:r>
+        <w:t>npm pkg set name=service-json-typescript type=module</w:t>
+      </w:r>
+    </w:p>
+    <w:p>
+      <w:pPr>
+        <w:pStyle w:val="CommandBlock"/>
+        <w:keepNext/>
+      </w:pPr>
+      <w:r>
+        <w:t>npm pkg set private=true --json</w:t>
+      </w:r>
+    </w:p>
+    <w:p>
+      <w:pPr>
+        <w:pStyle w:val="CommandBlock"/>
+        <w:keepNext/>
+      </w:pPr>
+      <w:r>
+        <w:t>npm pkg set "scripts.check=tsc --noEmit" "scripts.build=tsc --noEmitOnError"</w:t>
+      </w:r>
+    </w:p>
+    <w:p>
+      <w:pPr>
+        <w:pStyle w:val="CommandBlock"/>
+        <w:keepNext/>
+      </w:pPr>
+      <w:r>
+        <w:t>npm pkg delete version description main keywords author license scripts.test</w:t>
+      </w:r>
+    </w:p>
+    <w:p>
+      <w:pPr>
+        <w:pStyle w:val="CommandBlock"/>
+        <w:keepNext/>
+      </w:pPr>
+      <w:r>
+        <w:t>npm install --save-dev --save-exact typescript@7.0.2 @types/node@24.13.5 `</w:t>
+      </w:r>
+    </w:p>
+    <w:p>
+      <w:pPr>
+        <w:pStyle w:val="CommandBlock"/>
+        <w:keepNext/>
+      </w:pPr>
+      <w:r>
+        <w:t xml:space="preserve">    --ignore-scripts --no-audit --no-fund</w:t>
+      </w:r>
+    </w:p>
+    <w:p>
+      <w:pPr>
+        <w:pStyle w:val="CommandBlock"/>
+      </w:pPr>
+      <w:r>
+        <w:t>Pop-Location</w:t>
+      </w:r>
+    </w:p>
+    <w:p>
+      <w:pPr>
+        <w:keepNext/>
+      </w:pPr>
+    </w:p>
+    <w:p>
+      <w:r>
+        <w:t>Then type the TypeScript compiler settings. As in Chapter 1, notepad .\typescript\tsconfig.json creates and opens the file: choose Yes, type the file, save it with Ctrl+S, and close Notepad.</w:t>
+      </w:r>
+    </w:p>
+    <w:p>
+      <w:pPr>
+        <w:keepNext/>
+      </w:pPr>
+    </w:p>
+    <w:p>
+      <w:pPr>
+        <w:pStyle w:val="Heading3"/>
+      </w:pPr>
+      <w:r>
+        <w:t>typescript/tsconfig.json</w:t>
+      </w:r>
+    </w:p>
+    <w:p>
+      <w:pPr>
+        <w:pStyle w:val="SourceCode"/>
+        <w:keepNext/>
+      </w:pPr>
+      <w:r>
+        <w:t>{</w:t>
+      </w:r>
+    </w:p>
+    <w:p>
+      <w:pPr>
+        <w:pStyle w:val="SourceCode"/>
+        <w:keepNext/>
+      </w:pPr>
+      <w:r>
+        <w:t xml:space="preserve">  "compilerOptions": {</w:t>
+      </w:r>
+    </w:p>
+    <w:p>
+      <w:pPr>
+        <w:pStyle w:val="SourceCode"/>
+      </w:pPr>
+      <w:r>
+        <w:t xml:space="preserve">    "target": "ES2022",</w:t>
+      </w:r>
+    </w:p>
+    <w:p>
+      <w:pPr>
+        <w:pStyle w:val="SourceCode"/>
+      </w:pPr>
+      <w:r>
+        <w:t xml:space="preserve">    "module": "NodeNext",</w:t>
+      </w:r>
+    </w:p>
+    <w:p>
+      <w:pPr>
+        <w:pStyle w:val="SourceCode"/>
+      </w:pPr>
+      <w:r>
+        <w:t xml:space="preserve">    "moduleResolution": "NodeNext",</w:t>
+      </w:r>
+    </w:p>
+    <w:p>
+      <w:pPr>
+        <w:pStyle w:val="SourceCode"/>
+      </w:pPr>
+      <w:r>
+        <w:t xml:space="preserve">    "rootDir": "src",</w:t>
+      </w:r>
+    </w:p>
+    <w:p>
+      <w:pPr>
+        <w:pStyle w:val="SourceCode"/>
+      </w:pPr>
+      <w:r>
+        <w:t xml:space="preserve">    "outDir": "dist",</w:t>
+      </w:r>
+    </w:p>
+    <w:p>
+      <w:pPr>
+        <w:pStyle w:val="SourceCode"/>
+      </w:pPr>
+      <w:r>
+        <w:t xml:space="preserve">    "strict": true,</w:t>
+      </w:r>
+    </w:p>
+    <w:p>
+      <w:pPr>
+        <w:pStyle w:val="SourceCode"/>
+      </w:pPr>
+      <w:r>
+        <w:t xml:space="preserve">    "types": [</w:t>
+      </w:r>
+    </w:p>
+    <w:p>
+      <w:pPr>
+        <w:pStyle w:val="SourceCode"/>
+      </w:pPr>
+      <w:r>
+        <w:t xml:space="preserve">      "node"</w:t>
+      </w:r>
+    </w:p>
+    <w:p>
+      <w:pPr>
+        <w:pStyle w:val="SourceCode"/>
+      </w:pPr>
+      <w:r>
+        <w:t xml:space="preserve">    ],</w:t>
+      </w:r>
+    </w:p>
+    <w:p>
+      <w:pPr>
+        <w:pStyle w:val="SourceCode"/>
+      </w:pPr>
+      <w:r>
+        <w:t xml:space="preserve">    "moduleDetection": "force"</w:t>
+      </w:r>
+    </w:p>
+    <w:p>
+      <w:pPr>
+        <w:pStyle w:val="SourceCode"/>
+      </w:pPr>
+      <w:r>
+        <w:t xml:space="preserve">  },</w:t>
+      </w:r>
+    </w:p>
+    <w:p>
+      <w:pPr>
+        <w:pStyle w:val="SourceCode"/>
+      </w:pPr>
+      <w:r>
+        <w:t xml:space="preserve">  "include": [</w:t>
+      </w:r>
+    </w:p>
+    <w:p>
+      <w:pPr>
+        <w:pStyle w:val="SourceCode"/>
+        <w:keepNext/>
+      </w:pPr>
+      <w:r>
+        <w:t xml:space="preserve">    "src/**/*.ts"</w:t>
+      </w:r>
+    </w:p>
+    <w:p>
+      <w:pPr>
+        <w:pStyle w:val="SourceCode"/>
+        <w:keepNext/>
+      </w:pPr>
+      <w:r>
+        <w:t xml:space="preserve">  ]</w:t>
+      </w:r>
+    </w:p>
+    <w:p>
+      <w:pPr>
+        <w:pStyle w:val="SourceCode"/>
+      </w:pPr>
+      <w:r>
+        <w:t>}</w:t>
+      </w:r>
+    </w:p>
+    <w:p>
+      <w:pPr>
+        <w:keepNext/>
+      </w:pPr>
+    </w:p>
+    <w:p>
+      <w:r>
+        <w:t>You save each source file in its language's section below, as each is shown, the same way.</w:t>
       </w:r>
     </w:p>
     <w:p>
@@ -1030,20 +1319,129 @@
         <w:keepNext/>
       </w:pPr>
       <w:r>
-        <w:t>Save each source and supporting file from this lesson into the matching path in the project layout. As in Chapter 1, nano ./c/basic_service_json.c creates and opens one: type the file, then save and close it with Ctrl+O, Enter, then Ctrl+X. Then install the TypeScript compiler for this project.</w:t>
-      </w:r>
-    </w:p>
-    <w:p>
-      <w:pPr>
-        <w:keepNext/>
-      </w:pPr>
-    </w:p>
-    <w:p>
-      <w:pPr>
-        <w:pStyle w:val="CommandBlock"/>
-      </w:pPr>
-      <w:r>
-        <w:t>npm --prefix ./typescript install --ignore-scripts --no-audit --no-fund</w:t>
+        <w:t>Then create the C#, Go, and TypeScript project files with the same commands as on Windows; cd moves into ./typescript for the npm lines, and cd .. moves back.</w:t>
+      </w:r>
+    </w:p>
+    <w:p>
+      <w:pPr>
+        <w:keepNext/>
+      </w:pPr>
+    </w:p>
+    <w:p>
+      <w:pPr>
+        <w:pStyle w:val="CommandBlock"/>
+        <w:keepNext/>
+      </w:pPr>
+      <w:r>
+        <w:t>dotnet new console -o ./csharp/BasicServiceJson</w:t>
+      </w:r>
+    </w:p>
+    <w:p>
+      <w:pPr>
+        <w:pStyle w:val="CommandBlock"/>
+        <w:keepNext/>
+      </w:pPr>
+      <w:r>
+        <w:t>dotnet new console -o ./csharp/ServiceJson</w:t>
+      </w:r>
+    </w:p>
+    <w:p>
+      <w:pPr>
+        <w:pStyle w:val="CommandBlock"/>
+        <w:keepNext/>
+      </w:pPr>
+      <w:r>
+        <w:t>go -C ./go mod init example.com/servicejson</w:t>
+      </w:r>
+    </w:p>
+    <w:p>
+      <w:pPr>
+        <w:pStyle w:val="CommandBlock"/>
+        <w:keepNext/>
+      </w:pPr>
+      <w:r>
+        <w:t>cd ./typescript</w:t>
+      </w:r>
+    </w:p>
+    <w:p>
+      <w:pPr>
+        <w:pStyle w:val="CommandBlock"/>
+        <w:keepNext/>
+      </w:pPr>
+      <w:r>
+        <w:t>npm init -y</w:t>
+      </w:r>
+    </w:p>
+    <w:p>
+      <w:pPr>
+        <w:pStyle w:val="CommandBlock"/>
+        <w:keepNext/>
+      </w:pPr>
+      <w:r>
+        <w:t>npm pkg set name=service-json-typescript type=module</w:t>
+      </w:r>
+    </w:p>
+    <w:p>
+      <w:pPr>
+        <w:pStyle w:val="CommandBlock"/>
+        <w:keepNext/>
+      </w:pPr>
+      <w:r>
+        <w:t>npm pkg set private=true --json</w:t>
+      </w:r>
+    </w:p>
+    <w:p>
+      <w:pPr>
+        <w:pStyle w:val="CommandBlock"/>
+        <w:keepNext/>
+      </w:pPr>
+      <w:r>
+        <w:t>npm pkg set "scripts.check=tsc --noEmit" "scripts.build=tsc --noEmitOnError"</w:t>
+      </w:r>
+    </w:p>
+    <w:p>
+      <w:pPr>
+        <w:pStyle w:val="CommandBlock"/>
+        <w:keepNext/>
+      </w:pPr>
+      <w:r>
+        <w:t>npm pkg delete version description main keywords author license scripts.test</w:t>
+      </w:r>
+    </w:p>
+    <w:p>
+      <w:pPr>
+        <w:pStyle w:val="CommandBlock"/>
+        <w:keepNext/>
+      </w:pPr>
+      <w:r>
+        <w:t>npm install --save-dev --save-exact typescript@7.0.2 @types/node@24.13.5 \</w:t>
+      </w:r>
+    </w:p>
+    <w:p>
+      <w:pPr>
+        <w:pStyle w:val="CommandBlock"/>
+        <w:keepNext/>
+      </w:pPr>
+      <w:r>
+        <w:t xml:space="preserve">    --ignore-scripts --no-audit --no-fund</w:t>
+      </w:r>
+    </w:p>
+    <w:p>
+      <w:pPr>
+        <w:pStyle w:val="CommandBlock"/>
+      </w:pPr>
+      <w:r>
+        <w:t>cd ..</w:t>
+      </w:r>
+    </w:p>
+    <w:p>
+      <w:pPr>
+        <w:keepNext/>
+      </w:pPr>
+    </w:p>
+    <w:p>
+      <w:r>
+        <w:t>Type typescript/tsconfig.json exactly as shown in the Windows setup. You save each source file in its language's section below, as each is shown. As in Chapter 1, nano ./c/basic_service_json.c creates and opens one: type the file, then save and close it with Ctrl+O, Enter, then Ctrl+X.</w:t>
       </w:r>
     </w:p>
     <w:p>
@@ -15698,7 +16096,7 @@
     </w:p>
     <w:p>
       <w:r>
-        <w:t>These files follow the same pattern as the earlier lessons: only the project names change, and go.mod names this lesson's Go module, example.com/servicejson. No project needs a package: C# and Go use their built-in JSON support, and TypeScript needs only its compiler.</w:t>
+        <w:t>These are the files the setup commands wrote, shown here so you can check yours. Your go line shows your own Go version, and the blank lines and the order of the package.json fields may differ.</w:t>
       </w:r>
     </w:p>
     <w:p>
@@ -16036,164 +16434,6 @@
       </w:pPr>
       <w:r>
         <w:t xml:space="preserve">  }</w:t>
-      </w:r>
-    </w:p>
-    <w:p>
-      <w:pPr>
-        <w:pStyle w:val="SourceCode"/>
-      </w:pPr>
-      <w:r>
-        <w:t>}</w:t>
-      </w:r>
-    </w:p>
-    <w:p>
-      <w:pPr>
-        <w:keepNext/>
-      </w:pPr>
-    </w:p>
-    <w:p>
-      <w:pPr>
-        <w:keepNext/>
-      </w:pPr>
-    </w:p>
-    <w:p>
-      <w:pPr>
-        <w:pStyle w:val="Heading2"/>
-      </w:pPr>
-      <w:r>
-        <w:t>typescript/tsconfig.json</w:t>
-      </w:r>
-    </w:p>
-    <w:p>
-      <w:pPr>
-        <w:pStyle w:val="SourceCode"/>
-        <w:keepNext/>
-      </w:pPr>
-      <w:r>
-        <w:t>{</w:t>
-      </w:r>
-    </w:p>
-    <w:p>
-      <w:pPr>
-        <w:pStyle w:val="SourceCode"/>
-        <w:keepNext/>
-      </w:pPr>
-      <w:r>
-        <w:t xml:space="preserve">  "compilerOptions": {</w:t>
-      </w:r>
-    </w:p>
-    <w:p>
-      <w:pPr>
-        <w:pStyle w:val="SourceCode"/>
-      </w:pPr>
-      <w:r>
-        <w:t xml:space="preserve">    "target": "ES2022",</w:t>
-      </w:r>
-    </w:p>
-    <w:p>
-      <w:pPr>
-        <w:pStyle w:val="SourceCode"/>
-      </w:pPr>
-      <w:r>
-        <w:t xml:space="preserve">    "module": "NodeNext",</w:t>
-      </w:r>
-    </w:p>
-    <w:p>
-      <w:pPr>
-        <w:pStyle w:val="SourceCode"/>
-      </w:pPr>
-      <w:r>
-        <w:t xml:space="preserve">    "moduleResolution": "NodeNext",</w:t>
-      </w:r>
-    </w:p>
-    <w:p>
-      <w:pPr>
-        <w:pStyle w:val="SourceCode"/>
-      </w:pPr>
-      <w:r>
-        <w:t xml:space="preserve">    "rootDir": "src",</w:t>
-      </w:r>
-    </w:p>
-    <w:p>
-      <w:pPr>
-        <w:pStyle w:val="SourceCode"/>
-      </w:pPr>
-      <w:r>
-        <w:t xml:space="preserve">    "outDir": "dist",</w:t>
-      </w:r>
-    </w:p>
-    <w:p>
-      <w:pPr>
-        <w:pStyle w:val="SourceCode"/>
-      </w:pPr>
-      <w:r>
-        <w:t xml:space="preserve">    "strict": true,</w:t>
-      </w:r>
-    </w:p>
-    <w:p>
-      <w:pPr>
-        <w:pStyle w:val="SourceCode"/>
-      </w:pPr>
-      <w:r>
-        <w:t xml:space="preserve">    "types": [</w:t>
-      </w:r>
-    </w:p>
-    <w:p>
-      <w:pPr>
-        <w:pStyle w:val="SourceCode"/>
-      </w:pPr>
-      <w:r>
-        <w:t xml:space="preserve">      "node"</w:t>
-      </w:r>
-    </w:p>
-    <w:p>
-      <w:pPr>
-        <w:pStyle w:val="SourceCode"/>
-      </w:pPr>
-      <w:r>
-        <w:t xml:space="preserve">    ],</w:t>
-      </w:r>
-    </w:p>
-    <w:p>
-      <w:pPr>
-        <w:pStyle w:val="SourceCode"/>
-      </w:pPr>
-      <w:r>
-        <w:t xml:space="preserve">    "moduleDetection": "force"</w:t>
-      </w:r>
-    </w:p>
-    <w:p>
-      <w:pPr>
-        <w:pStyle w:val="SourceCode"/>
-      </w:pPr>
-      <w:r>
-        <w:t xml:space="preserve">  },</w:t>
-      </w:r>
-    </w:p>
-    <w:p>
-      <w:pPr>
-        <w:pStyle w:val="SourceCode"/>
-      </w:pPr>
-      <w:r>
-        <w:t xml:space="preserve">  "include": [</w:t>
-      </w:r>
-    </w:p>
-    <w:p>
-      <w:pPr>
-        <w:pStyle w:val="SourceCode"/>
-        <w:keepNext/>
-      </w:pPr>
-      <w:r>
-        <w:t xml:space="preserve">    "src/**/*.ts"</w:t>
-      </w:r>
-    </w:p>
-    <w:p>
-      <w:pPr>
-        <w:pStyle w:val="SourceCode"/>
-        <w:keepNext/>
-      </w:pPr>
-      <w:r>
-        <w:t xml:space="preserve">  ]</w:t>
       </w:r>
     </w:p>
     <w:p>
@@ -17334,31 +17574,31 @@
       </w:rPr>
     </w:lvl>
   </w:abstractNum>
-  <w:num w:numId="1" w16cid:durableId="1880165129">
+  <w:num w:numId="1" w16cid:durableId="868952681">
     <w:abstractNumId w:val="8"/>
   </w:num>
-  <w:num w:numId="2" w16cid:durableId="147212319">
+  <w:num w:numId="2" w16cid:durableId="487864819">
     <w:abstractNumId w:val="6"/>
   </w:num>
-  <w:num w:numId="3" w16cid:durableId="493030987">
+  <w:num w:numId="3" w16cid:durableId="432477227">
     <w:abstractNumId w:val="5"/>
   </w:num>
-  <w:num w:numId="4" w16cid:durableId="1361515907">
+  <w:num w:numId="4" w16cid:durableId="899828527">
     <w:abstractNumId w:val="4"/>
   </w:num>
-  <w:num w:numId="5" w16cid:durableId="1317346542">
+  <w:num w:numId="5" w16cid:durableId="161894652">
     <w:abstractNumId w:val="7"/>
   </w:num>
-  <w:num w:numId="6" w16cid:durableId="15927154">
+  <w:num w:numId="6" w16cid:durableId="2118717025">
     <w:abstractNumId w:val="3"/>
   </w:num>
-  <w:num w:numId="7" w16cid:durableId="1218737208">
+  <w:num w:numId="7" w16cid:durableId="773283268">
     <w:abstractNumId w:val="2"/>
   </w:num>
-  <w:num w:numId="8" w16cid:durableId="1447696781">
+  <w:num w:numId="8" w16cid:durableId="50426222">
     <w:abstractNumId w:val="1"/>
   </w:num>
-  <w:num w:numId="9" w16cid:durableId="1863200235">
+  <w:num w:numId="9" w16cid:durableId="717515128">
     <w:abstractNumId w:val="0"/>
   </w:num>
 </w:numbering>

--- a/Volume 1/Chapter 03 - File Handling/SPA_Vol1_Ch3_Lesson3_15_JSON.docx
+++ b/Volume 1/Chapter 03 - File Handling/SPA_Vol1_Ch3_Lesson3_15_JSON.docx
@@ -67,7 +67,7 @@
     </w:p>
     <w:p>
       <w:r>
-        <w:t>Load a small service configuration from a JSON file, service.json, in C, C++, C#, Go, Python, and TypeScript. Every program prints the configuration's four values, changes one of them in memory, and writes the changed configuration to a new JSON file, service-updated.json, with a JSON library. The Production-Minded programs also refuse a file that is not valid JSON, with one clear Error line and nothing written.</w:t>
+        <w:t>Load a small service configuration from a JSON file, service.json, in C, C++, C#, Go, Python, and TypeScript. Every program prints the configuration's four values, changes one of them in memory, and writes the changed configuration to a new JSON file, service-updated.json in its own language's folder, with a JSON library. The Production-Minded programs also refuse a file that is not valid JSON, with one clear Error line and nothing written.</w:t>
       </w:r>
     </w:p>
     <w:p>
@@ -161,6 +161,17 @@
         <w:pStyle w:val="ListBullet"/>
       </w:pPr>
       <w:r>
+        <w:t>Every language reads the same service.json, which sits directly in the lesson-3.15 folder, because the programs only read it. Each language writes its own service-updated.json inside its own folder: the C programs write .\c\service-updated.json, the C++ programs .\cpp\service-updated.json, and so on, so no two languages ever change the same file. Each program joins its folder's name and the file's name with the language's join, and prints the joined path, without .\ in front; the c at its start is the C fol</w:t>
+      </w:r>
+      <w:r>
+        <w:t>der, never drive C.</w:t>
+      </w:r>
+    </w:p>
+    <w:p>
+      <w:pPr>
+        <w:pStyle w:val="ListBullet"/>
+      </w:pPr>
+      <w:r>
         <w:t>Spaces and line breaks between the parts of JSON are optional. service.json is indented so people can read it; the programs write compact JSON, with no optional spaces or line breaks, and both hold the same object. Every library can also indent its output, but these programs keep each library's compact form, so every language writes exactly the same bytes.</w:t>
       </w:r>
     </w:p>
@@ -169,6 +180,7 @@
         <w:pStyle w:val="ListBullet"/>
       </w:pPr>
       <w:r>
+        <w:lastRenderedPageBreak/>
         <w:t>The rules are strict: double quotes only, a comma between values but never after the last one, and no comments. A parser that finds a mistake reports it and builds nothing, so a program must check the parse before it uses anything. As Lesson 3.14 showed for CSV, a real format needs a real library: joining text by hand breaks on the first value that holds a quote.</w:t>
       </w:r>
     </w:p>
@@ -177,11 +189,7 @@
         <w:pStyle w:val="ListBullet"/>
       </w:pPr>
       <w:r>
-        <w:t xml:space="preserve">Inside a text value, a double quote would end the text, so JSON writes it with a backslash in front, \", and a backslash itself as \\; a line break is written \n. The description Say "hi" is stored as "Say \"hi\"". Every </w:t>
-      </w:r>
-      <w:r>
-        <w:lastRenderedPageBreak/>
-        <w:t>library adds these escapes when it serializes and removes them when it parses, so the value in memory is Say "hi" again.</w:t>
+        <w:t>Inside a text value, a double quote would end the text, so JSON writes it with a backslash in front, \", and a backslash itself as \\; a line break is written \n. The description Say "hi" is stored as "Say \"hi\"". Every library adds these escapes when it serializes and removes them when it parses, so the value in memory is Say "hi" again.</w:t>
       </w:r>
     </w:p>
     <w:p>
@@ -492,7 +500,7 @@
         <w:keepNext/>
       </w:pPr>
       <w:r>
-        <w:t>Write the Text to service-updated.json</w:t>
+        <w:t>Write the Text to service-updated.json in the Language's Folder</w:t>
       </w:r>
     </w:p>
     <w:p>
@@ -556,7 +564,10 @@
         <w:pStyle w:val="ListBullet"/>
       </w:pPr>
       <w:r>
-        <w:t>Every implementation changes environment to production in memory, prints Changed environment to production, serializes the configuration as compact JSON with the keys in the file's order, writes it and one line ending to service-updated.json, replacing an older copy, and prints Wrote service-updated.json.</w:t>
+        <w:t>Every implementation changes environment to production in memory, prints Changed environment to production, serializes the configuration as compact JSON with the keys in the file's order, writes it and one line ending to service-updated.json in its own language's folder (.\c\service-updated.json for C, .\cpp\service-updated.json for C++, and so on), replacing an older copy, and prints Wrote followed by the path it joined. The Wrote lines name each language's own folder; every other line is the same in every</w:t>
+      </w:r>
+      <w:r>
+        <w:t xml:space="preserve"> language.</w:t>
       </w:r>
     </w:p>
     <w:p>
@@ -611,7 +622,7 @@
         <w:keepNext/>
       </w:pPr>
       <w:r>
-        <w:t>You write service.json with one command during Project Setup, and the programs write service-updated.json; both sit directly in the lesson-3.15 folder. The three library files you download during Project Setup, .\c\cJSON.c, .\c\cJSON.h, and .\cpp\json.hpp, are not printed in this lesson, so they are not in the layout of files you save.</w:t>
+        <w:t>You write service.json with one command during Project Setup; it sits directly in the lesson-3.15 folder, and every language reads it there. Each language's programs create service-updated.json in that language's folder when they run, so it is not a file you save. The three library files you download during Project Setup, .\c\cJSON.c, .\c\cJSON.h, and .\cpp\json.hpp, are not printed in this lesson, so they are not in the layout of files you save.</w:t>
       </w:r>
     </w:p>
     <w:p>
@@ -2035,10 +2046,10 @@
     </w:p>
     <w:p>
       <w:r>
-        <w:t>Start with the most direct version: main reads service.json, parses it with cJSON_Parse, finds each value with cJSON_GetObjectItemCaseSensitive and prints it, changes environment with cJSON_SetValuestring, serializes the object with cJSON_PrintUnformatted, writes service-updated.json, and gives cJSON's memory back. Even this Basic version checks the NULL that fopen and cJSON_Parse return on failure, because reading through NULL would crash the program. Every step is commented, so read the comments as you ty</w:t>
-      </w:r>
-      <w:r>
-        <w:t>pe it.</w:t>
+        <w:t>Start with the most direct version: main reads service.json, parses it with cJSON_Parse, finds each value with cJSON_GetObjectItemCaseSensitive and prints it, changes environment with cJSON_SetValuestring, serializes the object with cJSON_PrintUnformatted, writes service-updated.json in the c folder, and gives cJSON's memory back. Even this Basic version checks the NULL that fopen and cJSON_Parse return on failure, because reading through NULL would crash the program. Every step is commented, so read the co</w:t>
+      </w:r>
+      <w:r>
+        <w:t>mments as you type it.</w:t>
       </w:r>
     </w:p>
     <w:p>
@@ -2119,6 +2130,59 @@
         <w:pStyle w:val="SourceCode"/>
       </w:pPr>
       <w:r>
+        <w:t>// Remember, #ifdef picks code per system: \ on Windows, / elsewhere.</w:t>
+      </w:r>
+    </w:p>
+    <w:p>
+      <w:pPr>
+        <w:pStyle w:val="SourceCode"/>
+      </w:pPr>
+      <w:r>
+        <w:t>#ifdef _WIN32</w:t>
+      </w:r>
+    </w:p>
+    <w:p>
+      <w:pPr>
+        <w:pStyle w:val="SourceCode"/>
+      </w:pPr>
+      <w:r>
+        <w:t>#define SEPARATOR "\\"</w:t>
+      </w:r>
+    </w:p>
+    <w:p>
+      <w:pPr>
+        <w:pStyle w:val="SourceCode"/>
+      </w:pPr>
+      <w:r>
+        <w:t>#else</w:t>
+      </w:r>
+    </w:p>
+    <w:p>
+      <w:pPr>
+        <w:pStyle w:val="SourceCode"/>
+      </w:pPr>
+      <w:r>
+        <w:t>#define SEPARATOR "/"</w:t>
+      </w:r>
+    </w:p>
+    <w:p>
+      <w:pPr>
+        <w:pStyle w:val="SourceCode"/>
+      </w:pPr>
+      <w:r>
+        <w:t>#endif</w:t>
+      </w:r>
+    </w:p>
+    <w:p>
+      <w:pPr>
+        <w:pStyle w:val="SourceCode"/>
+      </w:pPr>
+    </w:p>
+    <w:p>
+      <w:pPr>
+        <w:pStyle w:val="SourceCode"/>
+      </w:pPr>
+      <w:r>
         <w:t>// Remember, main starts the program; 0 = success, 1 = failure.</w:t>
       </w:r>
     </w:p>
@@ -2613,8 +2677,69 @@
         <w:pStyle w:val="SourceCode"/>
       </w:pPr>
       <w:r>
-        <w:t xml:space="preserve">    // Step 7: write the text and one line ending into a new file.</w:t>
-      </w:r>
+        <w:t xml:space="preserve">    // Step 7: write the text and one line ending into a new file. Its</w:t>
+      </w:r>
+    </w:p>
+    <w:p>
+      <w:pPr>
+        <w:pStyle w:val="SourceCode"/>
+      </w:pPr>
+      <w:r>
+        <w:t xml:space="preserve">    // name is service-updated.json, and it goes in the c folder, so the C</w:t>
+      </w:r>
+    </w:p>
+    <w:p>
+      <w:pPr>
+        <w:pStyle w:val="SourceCode"/>
+      </w:pPr>
+      <w:r>
+        <w:t xml:space="preserve">    // programs write only inside their own folder; service.json is only</w:t>
+      </w:r>
+    </w:p>
+    <w:p>
+      <w:pPr>
+        <w:pStyle w:val="SourceCode"/>
+      </w:pPr>
+      <w:r>
+        <w:t xml:space="preserve">    // read, so it stays shared. Remember, join builds the path with the</w:t>
+      </w:r>
+    </w:p>
+    <w:p>
+      <w:pPr>
+        <w:pStyle w:val="SourceCode"/>
+      </w:pPr>
+      <w:r>
+        <w:t xml:space="preserve">    // right separator; C joins with snprintf, one %s per part.</w:t>
+      </w:r>
+    </w:p>
+    <w:p>
+      <w:pPr>
+        <w:pStyle w:val="SourceCode"/>
+      </w:pPr>
+      <w:r>
+        <w:t xml:space="preserve">    char output_path[256] = "";</w:t>
+      </w:r>
+    </w:p>
+    <w:p>
+      <w:pPr>
+        <w:pStyle w:val="SourceCode"/>
+      </w:pPr>
+      <w:r>
+        <w:t xml:space="preserve">    snprintf(output_path, sizeof output_path, "%s%s%s", "c", SEPARATOR,</w:t>
+      </w:r>
+    </w:p>
+    <w:p>
+      <w:pPr>
+        <w:pStyle w:val="SourceCode"/>
+      </w:pPr>
+      <w:r>
+        <w:t xml:space="preserve">             "service-updated.json");</w:t>
+      </w:r>
+    </w:p>
+    <w:p>
+      <w:pPr>
+        <w:pStyle w:val="SourceCode"/>
+      </w:pPr>
     </w:p>
     <w:p>
       <w:pPr>
@@ -2645,7 +2770,7 @@
         <w:pStyle w:val="SourceCode"/>
       </w:pPr>
       <w:r>
-        <w:t xml:space="preserve">    FILE *output = fopen("service-updated.json", "wb");</w:t>
+        <w:t xml:space="preserve">    FILE *output = fopen(output_path, "wb");</w:t>
       </w:r>
     </w:p>
     <w:p>
@@ -2661,7 +2786,7 @@
         <w:pStyle w:val="SourceCode"/>
       </w:pPr>
       <w:r>
-        <w:t xml:space="preserve">        fprintf(stderr, "Error: could not write service-updated.json\n");</w:t>
+        <w:t xml:space="preserve">        fprintf(stderr, "Error: could not write %s\n", output_path);</w:t>
       </w:r>
     </w:p>
     <w:p>
@@ -2701,7 +2826,7 @@
         <w:pStyle w:val="SourceCode"/>
       </w:pPr>
       <w:r>
-        <w:t xml:space="preserve">    printf("Wrote service-updated.json\n");</w:t>
+        <w:t xml:space="preserve">    printf("Wrote %s\n", output_path);</w:t>
       </w:r>
     </w:p>
     <w:p>
@@ -2942,7 +3067,7 @@
         <w:pStyle w:val="RequiredOutput"/>
       </w:pPr>
       <w:r>
-        <w:t>Wrote service-updated.json</w:t>
+        <w:t>Wrote c\service-updated.json</w:t>
       </w:r>
     </w:p>
     <w:p>
@@ -2971,7 +3096,7 @@
         <w:pStyle w:val="ListBullet"/>
       </w:pPr>
       <w:r>
-        <w:t>Wrote service-updated.json says the changed object was serialized and written to a new file. The Written File Check below shows what the file holds.</w:t>
+        <w:t>The Wrote line says the changed object was serialized and written to a new file, service-updated.json in the c folder, .\c\service-updated.json. Each language writes its own copy in its own folder, so no two languages ever change the same file; service.json is only read, so every language shares it. The printed path has no .\ in front, but it still starts from the working directory, and its leading c is the C folder, never a drive. The Written File Check below shows what the file holds.</w:t>
       </w:r>
     </w:p>
     <w:p>
@@ -3029,7 +3154,7 @@
         <w:pStyle w:val="CommandBlock"/>
       </w:pPr>
       <w:r>
-        <w:t>Get-Content service-updated.json</w:t>
+        <w:t>Get-Content .\c\service-updated.json</w:t>
       </w:r>
     </w:p>
     <w:p>
@@ -3050,7 +3175,7 @@
         <w:pStyle w:val="CommandBlock"/>
       </w:pPr>
       <w:r>
-        <w:t>cat service-updated.json</w:t>
+        <w:t>cat ./c/service-updated.json</w:t>
       </w:r>
     </w:p>
     <w:p>
@@ -3190,6 +3315,59 @@
         <w:pStyle w:val="SourceCode"/>
       </w:pPr>
       <w:r>
+        <w:t>// Remember, #ifdef picks code per system: \ on Windows, / elsewhere.</w:t>
+      </w:r>
+    </w:p>
+    <w:p>
+      <w:pPr>
+        <w:pStyle w:val="SourceCode"/>
+      </w:pPr>
+      <w:r>
+        <w:t>#ifdef _WIN32</w:t>
+      </w:r>
+    </w:p>
+    <w:p>
+      <w:pPr>
+        <w:pStyle w:val="SourceCode"/>
+      </w:pPr>
+      <w:r>
+        <w:t>#define SEPARATOR "\\"</w:t>
+      </w:r>
+    </w:p>
+    <w:p>
+      <w:pPr>
+        <w:pStyle w:val="SourceCode"/>
+      </w:pPr>
+      <w:r>
+        <w:t>#else</w:t>
+      </w:r>
+    </w:p>
+    <w:p>
+      <w:pPr>
+        <w:pStyle w:val="SourceCode"/>
+      </w:pPr>
+      <w:r>
+        <w:t>#define SEPARATOR "/"</w:t>
+      </w:r>
+    </w:p>
+    <w:p>
+      <w:pPr>
+        <w:pStyle w:val="SourceCode"/>
+      </w:pPr>
+      <w:r>
+        <w:t>#endif</w:t>
+      </w:r>
+    </w:p>
+    <w:p>
+      <w:pPr>
+        <w:pStyle w:val="SourceCode"/>
+      </w:pPr>
+    </w:p>
+    <w:p>
+      <w:pPr>
+        <w:pStyle w:val="SourceCode"/>
+      </w:pPr>
+      <w:r>
         <w:t>// One service configuration, the four values service.json holds.</w:t>
       </w:r>
     </w:p>
@@ -4269,6 +4447,59 @@
         <w:pStyle w:val="SourceCode"/>
       </w:pPr>
       <w:r>
+        <w:t xml:space="preserve">    // The new file goes in the c folder, so the C programs write only</w:t>
+      </w:r>
+    </w:p>
+    <w:p>
+      <w:pPr>
+        <w:pStyle w:val="SourceCode"/>
+      </w:pPr>
+      <w:r>
+        <w:t xml:space="preserve">    // inside their own folder. Remember, join builds the path with the</w:t>
+      </w:r>
+    </w:p>
+    <w:p>
+      <w:pPr>
+        <w:pStyle w:val="SourceCode"/>
+      </w:pPr>
+      <w:r>
+        <w:t xml:space="preserve">    // right separator.</w:t>
+      </w:r>
+    </w:p>
+    <w:p>
+      <w:pPr>
+        <w:pStyle w:val="SourceCode"/>
+      </w:pPr>
+      <w:r>
+        <w:t xml:space="preserve">    char output_path[256] = "";</w:t>
+      </w:r>
+    </w:p>
+    <w:p>
+      <w:pPr>
+        <w:pStyle w:val="SourceCode"/>
+      </w:pPr>
+      <w:r>
+        <w:t xml:space="preserve">    snprintf(output_path, sizeof output_path, "%s%s%s", "c", SEPARATOR,</w:t>
+      </w:r>
+    </w:p>
+    <w:p>
+      <w:pPr>
+        <w:pStyle w:val="SourceCode"/>
+      </w:pPr>
+      <w:r>
+        <w:t xml:space="preserve">             "service-updated.json");</w:t>
+      </w:r>
+    </w:p>
+    <w:p>
+      <w:pPr>
+        <w:pStyle w:val="SourceCode"/>
+      </w:pPr>
+    </w:p>
+    <w:p>
+      <w:pPr>
+        <w:pStyle w:val="SourceCode"/>
+      </w:pPr>
+      <w:r>
         <w:t xml:space="preserve">    // Print the Wrote line only after the save succeeded.</w:t>
       </w:r>
     </w:p>
@@ -4277,14 +4508,6 @@
         <w:pStyle w:val="SourceCode"/>
       </w:pPr>
       <w:r>
-        <w:t xml:space="preserve">    const char *output_path = "service-updated.json";</w:t>
-      </w:r>
-    </w:p>
-    <w:p>
-      <w:pPr>
-        <w:pStyle w:val="SourceCode"/>
-      </w:pPr>
-      <w:r>
         <w:t xml:space="preserve">    if (save_config(output_path, config) != 0) {</w:t>
       </w:r>
     </w:p>
@@ -4523,7 +4746,7 @@
         <w:pStyle w:val="RequiredOutput"/>
       </w:pPr>
       <w:r>
-        <w:t>Wrote service-updated.json</w:t>
+        <w:t>Wrote c\service-updated.json</w:t>
       </w:r>
     </w:p>
     <w:p>
@@ -4544,7 +4767,7 @@
         <w:pStyle w:val="ListBullet"/>
       </w:pPr>
       <w:r>
-        <w:t>Exit code 0 proves that service.json was valid JSON and that service-updated.json was written. Get-Content service-updated.json shows the same one line as the Basic version's Written File Check. If the file is not valid JSON, the program prints one Error line on the error stream, writes nothing, and ends with exit code 1; the Malformed JSON Check below shows it.</w:t>
+        <w:t>Exit code 0 proves that service.json was valid JSON and that service-updated.json was written. Get-Content .\c\service-updated.json shows the same one line as the Basic version's Written File Check. If the file is not valid JSON, the program prints one Error line on the error stream, writes nothing, and ends with exit code 1; the Malformed JSON Check below shows it.</w:t>
       </w:r>
     </w:p>
     <w:p>
@@ -4573,10 +4796,10 @@
         <w:keepNext/>
       </w:pPr>
       <w:r>
-        <w:t>Now break the file on purpose and watch the program refuse it. Copy-Item keeps a copy of the good file as service-good.json. Remove-Item deletes the service-updated.json the last run wrote, so you can see whether a new one appears; -ErrorAction Ignore tells it to say nothing if the file is already gone. Set-Content then replaces service.json with one line that has a comma after its last value, which JSON does not allow. After the run, $LASTEXITCODE prints the exit code, Test-Path shows whether a new file wa</w:t>
-      </w:r>
-      <w:r>
-        <w:t>s written, and Get-Content shows service.json. The second run uses valid JSON of the wrong shape: Get-Content reads the good copy, -replace swaps 8080 for "8080" in quotes, and the | hands the changed lines to Set-Content, so the port is now text. Move-Item -Force then moves the saved copy back over service.json, and the last Get-Content shows the good file again.</w:t>
+        <w:t>Now break the file on purpose and watch the program refuse it. Copy-Item keeps a copy of the good file as service-good.json. Remove-Item deletes the service-updated.json the last run wrote in the c folder, so you can see whether a new one appears; -ErrorAction Ignore tells it to say nothing if the file is already gone. Set-Content then replaces service.json with one line that has a comma after its last value, which JSON does not allow. After the run, $LASTEXITCODE prints the exit code, Test-Path shows wheth</w:t>
+      </w:r>
+      <w:r>
+        <w:t>er a new file was written, and Get-Content shows service.json. The second run uses valid JSON of the wrong shape: Get-Content reads the good copy, -replace swaps 8080 for "8080" in quotes, and the | hands the changed lines to Set-Content, so the port is now text. Move-Item -Force then moves the saved copy back over service.json, and the last Get-Content shows the good file again.</w:t>
       </w:r>
     </w:p>
     <w:p>
@@ -4599,7 +4822,7 @@
         <w:keepNext/>
       </w:pPr>
       <w:r>
-        <w:t>Remove-Item service-updated.json -ErrorAction Ignore</w:t>
+        <w:t>Remove-Item .\c\service-updated.json -ErrorAction Ignore</w:t>
       </w:r>
     </w:p>
     <w:p>
@@ -4635,7 +4858,7 @@
         <w:keepNext/>
       </w:pPr>
       <w:r>
-        <w:t>Test-Path service-updated.json</w:t>
+        <w:t>Test-Path .\c\service-updated.json</w:t>
       </w:r>
     </w:p>
     <w:p>
@@ -4689,7 +4912,7 @@
         <w:keepNext/>
       </w:pPr>
       <w:r>
-        <w:t>Test-Path service-updated.json</w:t>
+        <w:t>Test-Path .\c\service-updated.json</w:t>
       </w:r>
     </w:p>
     <w:p>
@@ -4750,7 +4973,7 @@
         <w:keepNext/>
       </w:pPr>
       <w:r>
-        <w:t>rm -f service-updated.json</w:t>
+        <w:t>rm -f ./c/service-updated.json</w:t>
       </w:r>
     </w:p>
     <w:p>
@@ -4786,7 +5009,7 @@
         <w:keepNext/>
       </w:pPr>
       <w:r>
-        <w:t>ls service-updated.json</w:t>
+        <w:t>ls ./c/service-updated.json</w:t>
       </w:r>
     </w:p>
     <w:p>
@@ -4831,7 +5054,7 @@
         <w:keepNext/>
       </w:pPr>
       <w:r>
-        <w:t>ls service-updated.json</w:t>
+        <w:t>ls ./c/service-updated.json</w:t>
       </w:r>
     </w:p>
     <w:p>
@@ -5012,7 +5235,7 @@
     </w:p>
     <w:p>
       <w:r>
-        <w:t>Start with the most direct version: main reads service.json with a std::ifstream, parses it with nlohmann::ordered_json::parse, prints each value with at and get, changes environment with [ ], serializes the object with dump(), and writes service-updated.json. This Basic version trusts that the file opened and holds valid JSON. Every step is commented, so read the comments as you type it.</w:t>
+        <w:t>Start with the most direct version: main reads service.json with a std::ifstream, parses it with nlohmann::ordered_json::parse, prints each value with at and get, changes environment with [ ], serializes the object with dump(), and writes service-updated.json in the cpp folder. This Basic version trusts that the file opened and holds valid JSON. Every step is commented, so read the comments as you type it.</w:t>
       </w:r>
     </w:p>
     <w:p>
@@ -5034,32 +5257,48 @@
         <w:keepNext/>
       </w:pPr>
       <w:r>
-        <w:t>// Remember, #include adds the declarations we need: fstream for files,</w:t>
-      </w:r>
-    </w:p>
-    <w:p>
-      <w:pPr>
-        <w:pStyle w:val="SourceCode"/>
-        <w:keepNext/>
-      </w:pPr>
-      <w:r>
-        <w:t>// sstream for std::ostringstream, and "json.hpp", the nlohmann/json</w:t>
-      </w:r>
-    </w:p>
-    <w:p>
-      <w:pPr>
-        <w:pStyle w:val="SourceCode"/>
-      </w:pPr>
-      <w:r>
-        <w:t>// library you downloaded into this cpp folder during Project Setup.</w:t>
-      </w:r>
-    </w:p>
-    <w:p>
-      <w:pPr>
-        <w:pStyle w:val="SourceCode"/>
-      </w:pPr>
-      <w:r>
-        <w:t>// Remember, quotes look in this file's own folder first.</w:t>
+        <w:t>// Remember, #include adds the declarations we need: filesystem for</w:t>
+      </w:r>
+    </w:p>
+    <w:p>
+      <w:pPr>
+        <w:pStyle w:val="SourceCode"/>
+        <w:keepNext/>
+      </w:pPr>
+      <w:r>
+        <w:t>// std::filesystem::path, fstream for files, sstream for</w:t>
+      </w:r>
+    </w:p>
+    <w:p>
+      <w:pPr>
+        <w:pStyle w:val="SourceCode"/>
+      </w:pPr>
+      <w:r>
+        <w:t>// std::ostringstream, and "json.hpp", the nlohmann/json library you</w:t>
+      </w:r>
+    </w:p>
+    <w:p>
+      <w:pPr>
+        <w:pStyle w:val="SourceCode"/>
+      </w:pPr>
+      <w:r>
+        <w:t>// downloaded into this cpp folder during Project Setup. Remember, quotes</w:t>
+      </w:r>
+    </w:p>
+    <w:p>
+      <w:pPr>
+        <w:pStyle w:val="SourceCode"/>
+      </w:pPr>
+      <w:r>
+        <w:t>// look in this file's own folder first.</w:t>
+      </w:r>
+    </w:p>
+    <w:p>
+      <w:pPr>
+        <w:pStyle w:val="SourceCode"/>
+      </w:pPr>
+      <w:r>
+        <w:t>#include &lt;filesystem&gt;</w:t>
       </w:r>
     </w:p>
     <w:p>
@@ -5449,23 +5688,84 @@
         <w:pStyle w:val="SourceCode"/>
       </w:pPr>
       <w:r>
-        <w:t xml:space="preserve">    // line breaks. Remember, a std::ofstream creates the file or replaces</w:t>
-      </w:r>
-    </w:p>
-    <w:p>
-      <w:pPr>
-        <w:pStyle w:val="SourceCode"/>
-      </w:pPr>
-      <w:r>
-        <w:t xml:space="preserve">    // its contents, and std::ios::binary keeps '\n' as one byte.</w:t>
-      </w:r>
-    </w:p>
-    <w:p>
-      <w:pPr>
-        <w:pStyle w:val="SourceCode"/>
-      </w:pPr>
-      <w:r>
-        <w:t xml:space="preserve">    std::ofstream output("service-updated.json", std::ios::binary);</w:t>
+        <w:t xml:space="preserve">    // line breaks. The new file goes in the cpp folder, so the C++</w:t>
+      </w:r>
+    </w:p>
+    <w:p>
+      <w:pPr>
+        <w:pStyle w:val="SourceCode"/>
+      </w:pPr>
+      <w:r>
+        <w:t xml:space="preserve">    // programs write only inside their own folder; service.json is only</w:t>
+      </w:r>
+    </w:p>
+    <w:p>
+      <w:pPr>
+        <w:pStyle w:val="SourceCode"/>
+      </w:pPr>
+      <w:r>
+        <w:t xml:space="preserve">    // read, so it stays shared. Remember, join builds the path with the</w:t>
+      </w:r>
+    </w:p>
+    <w:p>
+      <w:pPr>
+        <w:pStyle w:val="SourceCode"/>
+      </w:pPr>
+      <w:r>
+        <w:t xml:space="preserve">    // right separator; in C++ that is / between two parts.</w:t>
+      </w:r>
+    </w:p>
+    <w:p>
+      <w:pPr>
+        <w:pStyle w:val="SourceCode"/>
+      </w:pPr>
+      <w:r>
+        <w:t xml:space="preserve">    const std::filesystem::path outputPath =</w:t>
+      </w:r>
+    </w:p>
+    <w:p>
+      <w:pPr>
+        <w:pStyle w:val="SourceCode"/>
+      </w:pPr>
+      <w:r>
+        <w:t xml:space="preserve">        std::filesystem::path("cpp") / "service-updated.json";</w:t>
+      </w:r>
+    </w:p>
+    <w:p>
+      <w:pPr>
+        <w:pStyle w:val="SourceCode"/>
+      </w:pPr>
+    </w:p>
+    <w:p>
+      <w:pPr>
+        <w:pStyle w:val="SourceCode"/>
+      </w:pPr>
+      <w:r>
+        <w:t xml:space="preserve">    // Remember, a std::ofstream creates the file or replaces its contents,</w:t>
+      </w:r>
+    </w:p>
+    <w:p>
+      <w:pPr>
+        <w:pStyle w:val="SourceCode"/>
+      </w:pPr>
+      <w:r>
+        <w:t xml:space="preserve">    // and std::ios::binary keeps '\n' as one byte. .string() gives the</w:t>
+      </w:r>
+    </w:p>
+    <w:p>
+      <w:pPr>
+        <w:pStyle w:val="SourceCode"/>
+      </w:pPr>
+      <w:r>
+        <w:t xml:space="preserve">    // path as plain text.</w:t>
+      </w:r>
+    </w:p>
+    <w:p>
+      <w:pPr>
+        <w:pStyle w:val="SourceCode"/>
+      </w:pPr>
+      <w:r>
+        <w:t xml:space="preserve">    std::ofstream output(outputPath, std::ios::binary);</w:t>
       </w:r>
     </w:p>
     <w:p>
@@ -5490,7 +5790,7 @@
         <w:keepNext/>
       </w:pPr>
       <w:r>
-        <w:t xml:space="preserve">    std::cout &lt;&lt; "Wrote service-updated.json\n";</w:t>
+        <w:t xml:space="preserve">    std::cout &lt;&lt; "Wrote " &lt;&lt; outputPath.string() &lt;&lt; '\n';</w:t>
       </w:r>
     </w:p>
     <w:p>
@@ -5677,7 +5977,7 @@
         <w:pStyle w:val="RequiredOutput"/>
       </w:pPr>
       <w:r>
-        <w:t>Wrote service-updated.json</w:t>
+        <w:t>Wrote cpp\service-updated.json</w:t>
       </w:r>
     </w:p>
     <w:p>
@@ -5706,7 +6006,7 @@
         <w:pStyle w:val="ListBullet"/>
       </w:pPr>
       <w:r>
-        <w:t>Wrote service-updated.json says the changed object was serialized and written to a new file. The Written File Check below shows what the file holds.</w:t>
+        <w:t>The Wrote line says the changed object was serialized and written to a new file, service-updated.json in the cpp folder, .\cpp\service-updated.json. Each language writes its own copy in its own folder, so no two languages ever change the same file; service.json is only read, so every language shares it. The printed path has no .\ in front, but it still starts from the working directory, and its leading cpp is the C++ folder, never a drive. The Written File Check below shows what the file holds.</w:t>
       </w:r>
     </w:p>
     <w:p>
@@ -5767,7 +6067,7 @@
         <w:pStyle w:val="CommandBlock"/>
       </w:pPr>
       <w:r>
-        <w:t>Get-Content service-updated.json</w:t>
+        <w:t>Get-Content .\cpp\service-updated.json</w:t>
       </w:r>
     </w:p>
     <w:p>
@@ -5788,7 +6088,7 @@
         <w:pStyle w:val="CommandBlock"/>
       </w:pPr>
       <w:r>
-        <w:t>cat service-updated.json</w:t>
+        <w:t>cat ./cpp/service-updated.json</w:t>
       </w:r>
     </w:p>
     <w:p>
@@ -5869,24 +6169,24 @@
         <w:keepNext/>
       </w:pPr>
       <w:r>
-        <w:t>// Remember, #include adds the declarations we need: stdexcept for</w:t>
-      </w:r>
-    </w:p>
-    <w:p>
-      <w:pPr>
-        <w:pStyle w:val="SourceCode"/>
-        <w:keepNext/>
-      </w:pPr>
-      <w:r>
-        <w:t>// std::runtime_error, and "json.hpp" for the JSON library in this cpp</w:t>
-      </w:r>
-    </w:p>
-    <w:p>
-      <w:pPr>
-        <w:pStyle w:val="SourceCode"/>
-      </w:pPr>
-      <w:r>
-        <w:t>// folder.</w:t>
+        <w:t>// Remember, #include adds the declarations we need: filesystem for</w:t>
+      </w:r>
+    </w:p>
+    <w:p>
+      <w:pPr>
+        <w:pStyle w:val="SourceCode"/>
+        <w:keepNext/>
+      </w:pPr>
+      <w:r>
+        <w:t>// std::filesystem::path, stdexcept for std::runtime_error, and "json.hpp"</w:t>
+      </w:r>
+    </w:p>
+    <w:p>
+      <w:pPr>
+        <w:pStyle w:val="SourceCode"/>
+      </w:pPr>
+      <w:r>
+        <w:t>// for the JSON library in this cpp folder.</w:t>
       </w:r>
     </w:p>
     <w:p>
@@ -5902,6 +6202,14 @@
         <w:pStyle w:val="SourceCode"/>
       </w:pPr>
       <w:r>
+        <w:t>#include &lt;filesystem&gt;</w:t>
+      </w:r>
+    </w:p>
+    <w:p>
+      <w:pPr>
+        <w:pStyle w:val="SourceCode"/>
+      </w:pPr>
+      <w:r>
         <w:t>#include &lt;fstream&gt;</w:t>
       </w:r>
     </w:p>
@@ -6473,7 +6781,39 @@
         <w:pStyle w:val="SourceCode"/>
       </w:pPr>
       <w:r>
-        <w:t xml:space="preserve">    const std::string outputPath = "service-updated.json";</w:t>
+        <w:t xml:space="preserve">    // The new file goes in the cpp folder, so the C++ programs write only</w:t>
+      </w:r>
+    </w:p>
+    <w:p>
+      <w:pPr>
+        <w:pStyle w:val="SourceCode"/>
+      </w:pPr>
+      <w:r>
+        <w:t xml:space="preserve">    // inside their own folder. Remember, join builds the path with the</w:t>
+      </w:r>
+    </w:p>
+    <w:p>
+      <w:pPr>
+        <w:pStyle w:val="SourceCode"/>
+      </w:pPr>
+      <w:r>
+        <w:t xml:space="preserve">    // right separator, and .string() gives it as plain text.</w:t>
+      </w:r>
+    </w:p>
+    <w:p>
+      <w:pPr>
+        <w:pStyle w:val="SourceCode"/>
+      </w:pPr>
+      <w:r>
+        <w:t xml:space="preserve">    const std::string outputPath =</w:t>
+      </w:r>
+    </w:p>
+    <w:p>
+      <w:pPr>
+        <w:pStyle w:val="SourceCode"/>
+      </w:pPr>
+      <w:r>
+        <w:t xml:space="preserve">        (std::filesystem::path("cpp") / "service-updated.json").string();</w:t>
       </w:r>
     </w:p>
     <w:p>
@@ -6817,7 +7157,7 @@
         <w:pStyle w:val="RequiredOutput"/>
       </w:pPr>
       <w:r>
-        <w:t>Wrote service-updated.json</w:t>
+        <w:t>Wrote cpp\service-updated.json</w:t>
       </w:r>
     </w:p>
     <w:p>
@@ -6838,7 +7178,7 @@
         <w:pStyle w:val="ListBullet"/>
       </w:pPr>
       <w:r>
-        <w:t>Exit code 0 proves that service.json was valid JSON and that service-updated.json was written. Get-Content service-updated.json shows the same one line as the Basic version's Written File Check. If the file is not valid JSON, the program prints one Error line on the error stream, writes nothing, and ends with exit code 1; the Malformed JSON Check below shows it.</w:t>
+        <w:t>Exit code 0 proves that service.json was valid JSON and that service-updated.json was written. Get-Content .\cpp\service-updated.json shows the same one line as the Basic version's Written File Check. If the file is not valid JSON, the program prints one Error line on the error stream, writes nothing, and ends with exit code 1; the Malformed JSON Check below shows it.</w:t>
       </w:r>
     </w:p>
     <w:p>
@@ -6867,10 +7207,10 @@
         <w:keepNext/>
       </w:pPr>
       <w:r>
-        <w:t>Now break the file on purpose and watch the program refuse it. Copy-Item keeps a copy of the good file as service-good.json. Remove-Item deletes the service-updated.json the last run wrote, so you can see whether a new one appears; -ErrorAction Ignore tells it to say nothing if the file is already gone. Set-Content then replaces service.json with one line that has a comma after its last value, which JSON does not allow. After the run, $LASTEXITCODE prints the exit code, Test-Path shows whether a new file wa</w:t>
-      </w:r>
-      <w:r>
-        <w:t>s written, and Get-Content shows service.json. The second run uses valid JSON of the wrong shape: Get-Content reads the good copy, -replace swaps 8080 for "8080" in quotes, and the | hands the changed lines to Set-Content, so the port is now text. Move-Item -Force then moves the saved copy back over service.json, and the last Get-Content shows the good file again.</w:t>
+        <w:t>Now break the file on purpose and watch the program refuse it. Copy-Item keeps a copy of the good file as service-good.json. Remove-Item deletes the service-updated.json the last run wrote in the cpp folder, so you can see whether a new one appears; -ErrorAction Ignore tells it to say nothing if the file is already gone. Set-Content then replaces service.json with one line that has a comma after its last value, which JSON does not allow. After the run, $LASTEXITCODE prints the exit code, Test-Path shows whe</w:t>
+      </w:r>
+      <w:r>
+        <w:t>ther a new file was written, and Get-Content shows service.json. The second run uses valid JSON of the wrong shape: Get-Content reads the good copy, -replace swaps 8080 for "8080" in quotes, and the | hands the changed lines to Set-Content, so the port is now text. Move-Item -Force then moves the saved copy back over service.json, and the last Get-Content shows the good file again.</w:t>
       </w:r>
     </w:p>
     <w:p>
@@ -6893,7 +7233,7 @@
         <w:keepNext/>
       </w:pPr>
       <w:r>
-        <w:t>Remove-Item service-updated.json -ErrorAction Ignore</w:t>
+        <w:t>Remove-Item .\cpp\service-updated.json -ErrorAction Ignore</w:t>
       </w:r>
     </w:p>
     <w:p>
@@ -6929,7 +7269,7 @@
         <w:keepNext/>
       </w:pPr>
       <w:r>
-        <w:t>Test-Path service-updated.json</w:t>
+        <w:t>Test-Path .\cpp\service-updated.json</w:t>
       </w:r>
     </w:p>
     <w:p>
@@ -6983,7 +7323,7 @@
         <w:keepNext/>
       </w:pPr>
       <w:r>
-        <w:t>Test-Path service-updated.json</w:t>
+        <w:t>Test-Path .\cpp\service-updated.json</w:t>
       </w:r>
     </w:p>
     <w:p>
@@ -7044,7 +7384,7 @@
         <w:keepNext/>
       </w:pPr>
       <w:r>
-        <w:t>rm -f service-updated.json</w:t>
+        <w:t>rm -f ./cpp/service-updated.json</w:t>
       </w:r>
     </w:p>
     <w:p>
@@ -7080,7 +7420,7 @@
         <w:keepNext/>
       </w:pPr>
       <w:r>
-        <w:t>ls service-updated.json</w:t>
+        <w:t>ls ./cpp/service-updated.json</w:t>
       </w:r>
     </w:p>
     <w:p>
@@ -7125,7 +7465,7 @@
         <w:keepNext/>
       </w:pPr>
       <w:r>
-        <w:t>ls service-updated.json</w:t>
+        <w:t>ls ./cpp/service-updated.json</w:t>
       </w:r>
     </w:p>
     <w:p>
@@ -7303,7 +7643,7 @@
     </w:p>
     <w:p>
       <w:r>
-        <w:t>Start with the most direct version: Main reads service.json, sets the JSON options, builds a ServiceConfig from the text with JsonSerializer.Deserialize, prints its fields, changes Environment, serializes the record with JsonSerializer.Serialize, and writes service-updated.json. Even this Basic version checks the null Deserialize may return, because the compiler refuses to read a field through a value that may be null. Every step is commented, so read the comments as you type it.</w:t>
+        <w:t>Start with the most direct version: Main reads service.json, sets the JSON options, builds a ServiceConfig from the text with JsonSerializer.Deserialize, prints its fields, changes Environment, serializes the record with JsonSerializer.Serialize, and writes service-updated.json in the csharp folder. Even this Basic version checks the null Deserialize may return, because the compiler refuses to read a field through a value that may be null. Every step is commented, so read the comments as you type it.</w:t>
       </w:r>
     </w:p>
     <w:p>
@@ -7942,15 +8282,7 @@
         <w:pStyle w:val="SourceCode"/>
       </w:pPr>
       <w:r>
-        <w:t xml:space="preserve">        // line breaks, in the order the fields are declared. Remember,</w:t>
-      </w:r>
-    </w:p>
-    <w:p>
-      <w:pPr>
-        <w:pStyle w:val="SourceCode"/>
-      </w:pPr>
-      <w:r>
-        <w:t xml:space="preserve">        // File.WriteAllText creates the file or replaces its contents.</w:t>
+        <w:t xml:space="preserve">        // line breaks, in the order the fields are declared.</w:t>
       </w:r>
     </w:p>
     <w:p>
@@ -7965,16 +8297,69 @@
       <w:pPr>
         <w:pStyle w:val="SourceCode"/>
       </w:pPr>
-      <w:r>
-        <w:t xml:space="preserve">        File.WriteAllText("service-updated.json", output + "\n");</w:t>
-      </w:r>
-    </w:p>
-    <w:p>
-      <w:pPr>
-        <w:pStyle w:val="SourceCode"/>
-      </w:pPr>
-      <w:r>
-        <w:t xml:space="preserve">        Console.WriteLine("Wrote service-updated.json");</w:t>
+    </w:p>
+    <w:p>
+      <w:pPr>
+        <w:pStyle w:val="SourceCode"/>
+      </w:pPr>
+      <w:r>
+        <w:t xml:space="preserve">        // The new file goes in the csharp folder, so the C# programs write</w:t>
+      </w:r>
+    </w:p>
+    <w:p>
+      <w:pPr>
+        <w:pStyle w:val="SourceCode"/>
+      </w:pPr>
+      <w:r>
+        <w:t xml:space="preserve">        // only inside their own folder; service.json is only read, so it</w:t>
+      </w:r>
+    </w:p>
+    <w:p>
+      <w:pPr>
+        <w:pStyle w:val="SourceCode"/>
+      </w:pPr>
+      <w:r>
+        <w:t xml:space="preserve">        // stays shared. Remember, Path.Combine joins with the right</w:t>
+      </w:r>
+    </w:p>
+    <w:p>
+      <w:pPr>
+        <w:pStyle w:val="SourceCode"/>
+      </w:pPr>
+      <w:r>
+        <w:t xml:space="preserve">        // separator, and File.WriteAllText creates the file or replaces</w:t>
+      </w:r>
+    </w:p>
+    <w:p>
+      <w:pPr>
+        <w:pStyle w:val="SourceCode"/>
+      </w:pPr>
+      <w:r>
+        <w:t xml:space="preserve">        // its contents.</w:t>
+      </w:r>
+    </w:p>
+    <w:p>
+      <w:pPr>
+        <w:pStyle w:val="SourceCode"/>
+      </w:pPr>
+      <w:r>
+        <w:t xml:space="preserve">        string outputPath = Path.Combine("csharp", "service-updated.json");</w:t>
+      </w:r>
+    </w:p>
+    <w:p>
+      <w:pPr>
+        <w:pStyle w:val="SourceCode"/>
+      </w:pPr>
+      <w:r>
+        <w:t xml:space="preserve">        File.WriteAllText(outputPath, output + "\n");</w:t>
+      </w:r>
+    </w:p>
+    <w:p>
+      <w:pPr>
+        <w:pStyle w:val="SourceCode"/>
+      </w:pPr>
+      <w:r>
+        <w:t xml:space="preserve">        Console.WriteLine("Wrote " + outputPath);</w:t>
       </w:r>
     </w:p>
     <w:p>
@@ -8152,7 +8537,7 @@
         <w:pStyle w:val="RequiredOutput"/>
       </w:pPr>
       <w:r>
-        <w:t>Wrote service-updated.json</w:t>
+        <w:t>Wrote csharp\service-updated.json</w:t>
       </w:r>
     </w:p>
     <w:p>
@@ -8181,7 +8566,7 @@
         <w:pStyle w:val="ListBullet"/>
       </w:pPr>
       <w:r>
-        <w:t>Wrote service-updated.json says the changed object was serialized and written to a new file. The Written File Check below shows what the file holds.</w:t>
+        <w:t>The Wrote line says the changed object was serialized and written to a new file, service-updated.json in the csharp folder, .\csharp\service-updated.json. Each language writes its own copy in its own folder, so no two languages ever change the same file; service.json is only read, so every language shares it. The printed path has no .\ in front, but it still starts from the working directory, and its leading csharp is the C# folder, never a drive. The Written File Check below shows what the file holds.</w:t>
       </w:r>
     </w:p>
     <w:p>
@@ -8239,7 +8624,7 @@
         <w:pStyle w:val="CommandBlock"/>
       </w:pPr>
       <w:r>
-        <w:t>Get-Content service-updated.json</w:t>
+        <w:t>Get-Content .\csharp\service-updated.json</w:t>
       </w:r>
     </w:p>
     <w:p>
@@ -8260,7 +8645,7 @@
         <w:pStyle w:val="CommandBlock"/>
       </w:pPr>
       <w:r>
-        <w:t>cat service-updated.json</w:t>
+        <w:t>cat ./csharp/service-updated.json</w:t>
       </w:r>
     </w:p>
     <w:p>
@@ -8932,7 +9317,31 @@
         <w:pStyle w:val="SourceCode"/>
       </w:pPr>
       <w:r>
-        <w:t xml:space="preserve">        string outputPath = "service-updated.json";</w:t>
+        <w:t xml:space="preserve">        // The new file goes in the csharp folder, so the C# programs write</w:t>
+      </w:r>
+    </w:p>
+    <w:p>
+      <w:pPr>
+        <w:pStyle w:val="SourceCode"/>
+      </w:pPr>
+      <w:r>
+        <w:t xml:space="preserve">        // only inside their own folder. Remember, Path.Combine joins with</w:t>
+      </w:r>
+    </w:p>
+    <w:p>
+      <w:pPr>
+        <w:pStyle w:val="SourceCode"/>
+      </w:pPr>
+      <w:r>
+        <w:t xml:space="preserve">        // the right separator.</w:t>
+      </w:r>
+    </w:p>
+    <w:p>
+      <w:pPr>
+        <w:pStyle w:val="SourceCode"/>
+      </w:pPr>
+      <w:r>
+        <w:t xml:space="preserve">        string outputPath = Path.Combine("csharp", "service-updated.json");</w:t>
       </w:r>
     </w:p>
     <w:p>
@@ -9298,7 +9707,7 @@
         <w:pStyle w:val="RequiredOutput"/>
       </w:pPr>
       <w:r>
-        <w:t>Wrote service-updated.json</w:t>
+        <w:t>Wrote csharp\service-updated.json</w:t>
       </w:r>
     </w:p>
     <w:p>
@@ -9319,7 +9728,7 @@
         <w:pStyle w:val="ListBullet"/>
       </w:pPr>
       <w:r>
-        <w:t>Exit code 0 proves that service.json was valid JSON and that service-updated.json was written. Get-Content service-updated.json shows the same one line as the Basic version's Written File Check. If the file is not valid JSON, the program prints one Error line on the error stream, writes nothing, and ends with exit code 1; the Malformed JSON Check below shows it.</w:t>
+        <w:t>Exit code 0 proves that service.json was valid JSON and that service-updated.json was written. Get-Content .\csharp\service-updated.json shows the same one line as the Basic version's Written File Check. If the file is not valid JSON, the program prints one Error line on the error stream, writes nothing, and ends with exit code 1; the Malformed JSON Check below shows it.</w:t>
       </w:r>
     </w:p>
     <w:p>
@@ -9348,10 +9757,10 @@
         <w:keepNext/>
       </w:pPr>
       <w:r>
-        <w:t>Now break the file on purpose and watch the program refuse it. Copy-Item keeps a copy of the good file as service-good.json. Remove-Item deletes the service-updated.json the last run wrote, so you can see whether a new one appears; -ErrorAction Ignore tells it to say nothing if the file is already gone. Set-Content then replaces service.json with one line that has a comma after its last value, which JSON does not allow. After the run, $LASTEXITCODE prints the exit code, Test-Path shows whether a new file wa</w:t>
-      </w:r>
-      <w:r>
-        <w:t>s written, and Get-Content shows service.json. The second run uses valid JSON of the wrong shape: Get-Content reads the good copy, -replace swaps 8080 for "8080" in quotes, and the | hands the changed lines to Set-Content, so the port is now text. Move-Item -Force then moves the saved copy back over service.json, and the last Get-Content shows the good file again.</w:t>
+        <w:t xml:space="preserve">Now break the file on purpose and watch the program refuse it. Copy-Item keeps a copy of the good file as service-good.json. Remove-Item deletes the service-updated.json the last run wrote in the csharp folder, so you can see whether a new one appears; -ErrorAction Ignore tells it to say nothing if the file is already gone. Set-Content then replaces service.json with one line that has a comma after its last value, which JSON does not allow. After the run, $LASTEXITCODE prints the exit code, Test-Path shows </w:t>
+      </w:r>
+      <w:r>
+        <w:t>whether a new file was written, and Get-Content shows service.json. The second run uses valid JSON of the wrong shape: Get-Content reads the good copy, -replace swaps 8080 for "8080" in quotes, and the | hands the changed lines to Set-Content, so the port is now text. Move-Item -Force then moves the saved copy back over service.json, and the last Get-Content shows the good file again.</w:t>
       </w:r>
     </w:p>
     <w:p>
@@ -9374,7 +9783,7 @@
         <w:keepNext/>
       </w:pPr>
       <w:r>
-        <w:t>Remove-Item service-updated.json -ErrorAction Ignore</w:t>
+        <w:t>Remove-Item .\csharp\service-updated.json -ErrorAction Ignore</w:t>
       </w:r>
     </w:p>
     <w:p>
@@ -9410,7 +9819,7 @@
         <w:keepNext/>
       </w:pPr>
       <w:r>
-        <w:t>Test-Path service-updated.json</w:t>
+        <w:t>Test-Path .\csharp\service-updated.json</w:t>
       </w:r>
     </w:p>
     <w:p>
@@ -9464,7 +9873,7 @@
         <w:keepNext/>
       </w:pPr>
       <w:r>
-        <w:t>Test-Path service-updated.json</w:t>
+        <w:t>Test-Path .\csharp\service-updated.json</w:t>
       </w:r>
     </w:p>
     <w:p>
@@ -9525,7 +9934,7 @@
         <w:keepNext/>
       </w:pPr>
       <w:r>
-        <w:t>rm -f service-updated.json</w:t>
+        <w:t>rm -f ./csharp/service-updated.json</w:t>
       </w:r>
     </w:p>
     <w:p>
@@ -9561,7 +9970,7 @@
         <w:keepNext/>
       </w:pPr>
       <w:r>
-        <w:t>ls service-updated.json</w:t>
+        <w:t>ls ./csharp/service-updated.json</w:t>
       </w:r>
     </w:p>
     <w:p>
@@ -9606,7 +10015,7 @@
         <w:keepNext/>
       </w:pPr>
       <w:r>
-        <w:t>ls service-updated.json</w:t>
+        <w:t>ls ./csharp/service-updated.json</w:t>
       </w:r>
     </w:p>
     <w:p>
@@ -9784,7 +10193,7 @@
     </w:p>
     <w:p>
       <w:r>
-        <w:t>Start with the most direct version: main reads service.json with os.ReadFile, fills a ServiceConfig with json.Unmarshal, prints its fields, changes Environment, serializes the struct with json.Marshal, and writes service-updated.json. This Basic version throws every error value away and trusts the file. Every step is commented, so read the comments as you type it.</w:t>
+        <w:t>Start with the most direct version: main reads service.json with os.ReadFile, fills a ServiceConfig with json.Unmarshal, prints its fields, changes Environment, serializes the struct with json.Marshal, and writes service-updated.json in the go folder. This Basic version throws every error value away and trusts the file. Every step is commented, so read the comments as you type it.</w:t>
       </w:r>
     </w:p>
     <w:p>
@@ -9837,7 +10246,15 @@
         <w:pStyle w:val="SourceCode"/>
       </w:pPr>
       <w:r>
-        <w:t>// JSON tools that come with Go, fmt prints, and os holds the file tools.</w:t>
+        <w:t>// JSON tools that come with Go, fmt prints, os holds the file tools, and</w:t>
+      </w:r>
+    </w:p>
+    <w:p>
+      <w:pPr>
+        <w:pStyle w:val="SourceCode"/>
+      </w:pPr>
+      <w:r>
+        <w:t>// path/filepath joins paths.</w:t>
       </w:r>
     </w:p>
     <w:p>
@@ -9877,6 +10294,14 @@
         <w:pStyle w:val="SourceCode"/>
       </w:pPr>
       <w:r>
+        <w:t xml:space="preserve">    "path/filepath"</w:t>
+      </w:r>
+    </w:p>
+    <w:p>
+      <w:pPr>
+        <w:pStyle w:val="SourceCode"/>
+      </w:pPr>
+      <w:r>
         <w:t>)</w:t>
       </w:r>
     </w:p>
@@ -10286,19 +10711,51 @@
     <w:p>
       <w:pPr>
         <w:pStyle w:val="SourceCode"/>
-        <w:keepNext/>
-      </w:pPr>
-      <w:r>
-        <w:t xml:space="preserve">    os.WriteFile("service-updated.json", []byte(string(jsonBytes)+"\n"), 0644)</w:t>
-      </w:r>
-    </w:p>
-    <w:p>
-      <w:pPr>
-        <w:pStyle w:val="SourceCode"/>
-        <w:keepNext/>
-      </w:pPr>
-      <w:r>
-        <w:t xml:space="preserve">    fmt.Println("Wrote service-updated.json")</w:t>
+      </w:pPr>
+      <w:r>
+        <w:t xml:space="preserve">    // The new file goes in the go folder, so the Go programs write only</w:t>
+      </w:r>
+    </w:p>
+    <w:p>
+      <w:pPr>
+        <w:pStyle w:val="SourceCode"/>
+      </w:pPr>
+      <w:r>
+        <w:t xml:space="preserve">    // inside their own folder; service.json is only read, so it stays</w:t>
+      </w:r>
+    </w:p>
+    <w:p>
+      <w:pPr>
+        <w:pStyle w:val="SourceCode"/>
+      </w:pPr>
+      <w:r>
+        <w:t xml:space="preserve">    // shared. Remember, filepath.Join joins with the right separator.</w:t>
+      </w:r>
+    </w:p>
+    <w:p>
+      <w:pPr>
+        <w:pStyle w:val="SourceCode"/>
+      </w:pPr>
+      <w:r>
+        <w:t xml:space="preserve">    var outputPath string = filepath.Join("go", "service-updated.json")</w:t>
+      </w:r>
+    </w:p>
+    <w:p>
+      <w:pPr>
+        <w:pStyle w:val="SourceCode"/>
+        <w:keepNext/>
+      </w:pPr>
+      <w:r>
+        <w:t xml:space="preserve">    os.WriteFile(outputPath, []byte(string(jsonBytes)+"\n"), 0644)</w:t>
+      </w:r>
+    </w:p>
+    <w:p>
+      <w:pPr>
+        <w:pStyle w:val="SourceCode"/>
+        <w:keepNext/>
+      </w:pPr>
+      <w:r>
+        <w:t xml:space="preserve">    fmt.Println("Wrote", outputPath)</w:t>
       </w:r>
     </w:p>
     <w:p>
@@ -10458,7 +10915,7 @@
         <w:pStyle w:val="RequiredOutput"/>
       </w:pPr>
       <w:r>
-        <w:t>Wrote service-updated.json</w:t>
+        <w:t>Wrote go\service-updated.json</w:t>
       </w:r>
     </w:p>
     <w:p>
@@ -10487,7 +10944,7 @@
         <w:pStyle w:val="ListBullet"/>
       </w:pPr>
       <w:r>
-        <w:t>Wrote service-updated.json says the changed object was serialized and written to a new file. The Written File Check below shows what the file holds.</w:t>
+        <w:t>The Wrote line says the changed object was serialized and written to a new file, service-updated.json in the go folder, .\go\service-updated.json. Each language writes its own copy in its own folder, so no two languages ever change the same file; service.json is only read, so every language shares it. The printed path has no .\ in front, but it still starts from the working directory, and its leading go is the Go folder, never a drive. The Written File Check below shows what the file holds.</w:t>
       </w:r>
     </w:p>
     <w:p>
@@ -10545,7 +11002,7 @@
         <w:pStyle w:val="CommandBlock"/>
       </w:pPr>
       <w:r>
-        <w:t>Get-Content service-updated.json</w:t>
+        <w:t>Get-Content .\go\service-updated.json</w:t>
       </w:r>
     </w:p>
     <w:p>
@@ -10566,7 +11023,7 @@
         <w:pStyle w:val="CommandBlock"/>
       </w:pPr>
       <w:r>
-        <w:t>cat service-updated.json</w:t>
+        <w:t>cat ./go/service-updated.json</w:t>
       </w:r>
     </w:p>
     <w:p>
@@ -10670,7 +11127,7 @@
         <w:pStyle w:val="SourceCode"/>
       </w:pPr>
       <w:r>
-        <w:t>// and errors to create error values.</w:t>
+        <w:t>// errors to create error values, and path/filepath to join paths.</w:t>
       </w:r>
     </w:p>
     <w:p>
@@ -10718,6 +11175,14 @@
         <w:pStyle w:val="SourceCode"/>
       </w:pPr>
       <w:r>
+        <w:t xml:space="preserve">    "path/filepath"</w:t>
+      </w:r>
+    </w:p>
+    <w:p>
+      <w:pPr>
+        <w:pStyle w:val="SourceCode"/>
+      </w:pPr>
+      <w:r>
         <w:t>)</w:t>
       </w:r>
     </w:p>
@@ -11164,6 +11629,43 @@
         <w:pStyle w:val="SourceCode"/>
       </w:pPr>
       <w:r>
+        <w:t xml:space="preserve">    // The new file goes in the go folder, so the Go programs write only</w:t>
+      </w:r>
+    </w:p>
+    <w:p>
+      <w:pPr>
+        <w:pStyle w:val="SourceCode"/>
+      </w:pPr>
+      <w:r>
+        <w:t xml:space="preserve">    // inside their own folder. Remember, filepath.Join joins with the</w:t>
+      </w:r>
+    </w:p>
+    <w:p>
+      <w:pPr>
+        <w:pStyle w:val="SourceCode"/>
+      </w:pPr>
+      <w:r>
+        <w:t xml:space="preserve">    // right separator.</w:t>
+      </w:r>
+    </w:p>
+    <w:p>
+      <w:pPr>
+        <w:pStyle w:val="SourceCode"/>
+      </w:pPr>
+      <w:r>
+        <w:t xml:space="preserve">    var outputPath string = filepath.Join("go", "service-updated.json")</w:t>
+      </w:r>
+    </w:p>
+    <w:p>
+      <w:pPr>
+        <w:pStyle w:val="SourceCode"/>
+      </w:pPr>
+    </w:p>
+    <w:p>
+      <w:pPr>
+        <w:pStyle w:val="SourceCode"/>
+      </w:pPr>
+      <w:r>
         <w:t xml:space="preserve">    // Print the Wrote line only after the save succeeded.</w:t>
       </w:r>
     </w:p>
@@ -11172,14 +11674,6 @@
         <w:pStyle w:val="SourceCode"/>
       </w:pPr>
       <w:r>
-        <w:t xml:space="preserve">    var outputPath string = "service-updated.json"</w:t>
-      </w:r>
-    </w:p>
-    <w:p>
-      <w:pPr>
-        <w:pStyle w:val="SourceCode"/>
-      </w:pPr>
-      <w:r>
         <w:t xml:space="preserve">    err = saveConfig(outputPath, config)</w:t>
       </w:r>
     </w:p>
@@ -11400,7 +11894,7 @@
         <w:pStyle w:val="RequiredOutput"/>
       </w:pPr>
       <w:r>
-        <w:t>Wrote service-updated.json</w:t>
+        <w:t>Wrote go\service-updated.json</w:t>
       </w:r>
     </w:p>
     <w:p>
@@ -11421,7 +11915,7 @@
         <w:pStyle w:val="ListBullet"/>
       </w:pPr>
       <w:r>
-        <w:t>Exit code 0 proves that service.json was valid JSON and that service-updated.json was written. Get-Content service-updated.json shows the same one line as the Basic version's Written File Check. If the file is not valid JSON, the program prints one Error line on the error stream, writes nothing, and ends with exit code 1; the Malformed JSON Check below shows it.</w:t>
+        <w:t>Exit code 0 proves that service.json was valid JSON and that service-updated.json was written. Get-Content .\go\service-updated.json shows the same one line as the Basic version's Written File Check. If the file is not valid JSON, the program prints one Error line on the error stream, writes nothing, and ends with exit code 1; the Malformed JSON Check below shows it.</w:t>
       </w:r>
     </w:p>
     <w:p>
@@ -11450,10 +11944,10 @@
         <w:keepNext/>
       </w:pPr>
       <w:r>
-        <w:t>Now break the file on purpose and watch the program refuse it. Copy-Item keeps a copy of the good file as service-good.json. Remove-Item deletes the service-updated.json the last run wrote, so you can see whether a new one appears; -ErrorAction Ignore tells it to say nothing if the file is already gone. Set-Content then replaces service.json with one line that has a comma after its last value, which JSON does not allow. After the run, $LASTEXITCODE prints the exit code, Test-Path shows whether a new file wa</w:t>
-      </w:r>
-      <w:r>
-        <w:t>s written, and Get-Content shows service.json. The second run uses valid JSON of the wrong shape: Get-Content reads the good copy, -replace swaps 8080 for "8080" in quotes, and the | hands the changed lines to Set-Content, so the port is now text. Move-Item -Force then moves the saved copy back over service.json, and the last Get-Content shows the good file again.</w:t>
+        <w:t>Now break the file on purpose and watch the program refuse it. Copy-Item keeps a copy of the good file as service-good.json. Remove-Item deletes the service-updated.json the last run wrote in the go folder, so you can see whether a new one appears; -ErrorAction Ignore tells it to say nothing if the file is already gone. Set-Content then replaces service.json with one line that has a comma after its last value, which JSON does not allow. After the run, $LASTEXITCODE prints the exit code, Test-Path shows whet</w:t>
+      </w:r>
+      <w:r>
+        <w:t>her a new file was written, and Get-Content shows service.json. The second run uses valid JSON of the wrong shape: Get-Content reads the good copy, -replace swaps 8080 for "8080" in quotes, and the | hands the changed lines to Set-Content, so the port is now text. Move-Item -Force then moves the saved copy back over service.json, and the last Get-Content shows the good file again.</w:t>
       </w:r>
     </w:p>
     <w:p>
@@ -11476,7 +11970,7 @@
         <w:keepNext/>
       </w:pPr>
       <w:r>
-        <w:t>Remove-Item service-updated.json -ErrorAction Ignore</w:t>
+        <w:t>Remove-Item .\go\service-updated.json -ErrorAction Ignore</w:t>
       </w:r>
     </w:p>
     <w:p>
@@ -11512,7 +12006,7 @@
         <w:keepNext/>
       </w:pPr>
       <w:r>
-        <w:t>Test-Path service-updated.json</w:t>
+        <w:t>Test-Path .\go\service-updated.json</w:t>
       </w:r>
     </w:p>
     <w:p>
@@ -11566,7 +12060,7 @@
         <w:keepNext/>
       </w:pPr>
       <w:r>
-        <w:t>Test-Path service-updated.json</w:t>
+        <w:t>Test-Path .\go\service-updated.json</w:t>
       </w:r>
     </w:p>
     <w:p>
@@ -11627,7 +12121,7 @@
         <w:keepNext/>
       </w:pPr>
       <w:r>
-        <w:t>rm -f service-updated.json</w:t>
+        <w:t>rm -f ./go/service-updated.json</w:t>
       </w:r>
     </w:p>
     <w:p>
@@ -11663,7 +12157,7 @@
         <w:keepNext/>
       </w:pPr>
       <w:r>
-        <w:t>ls service-updated.json</w:t>
+        <w:t>ls ./go/service-updated.json</w:t>
       </w:r>
     </w:p>
     <w:p>
@@ -11708,7 +12202,7 @@
         <w:keepNext/>
       </w:pPr>
       <w:r>
-        <w:t>ls service-updated.json</w:t>
+        <w:t>ls ./go/service-updated.json</w:t>
       </w:r>
     </w:p>
     <w:p>
@@ -11814,7 +12308,7 @@
         <w:pStyle w:val="ListBullet"/>
       </w:pPr>
       <w:r>
-        <w:t>If you run the Malformed JSON Check with the Basic version instead, it prints Service: with nothing after it, Environment: with nothing after it, Port: 0, and Enabled: false, writes that empty configuration to service-updated.json, and ends with exit code 0. Throwing an error value away hides a failure completely; the Production-Minded version checks it.</w:t>
+        <w:t>If you run the Malformed JSON Check with the Basic version instead, it prints Service: with nothing after it, Environment: with nothing after it, Port: 0, and Enabled: false, writes that empty configuration to its service-updated.json, and ends with exit code 0. Throwing an error value away hides a failure completely; the Production-Minded version checks it.</w:t>
       </w:r>
     </w:p>
     <w:p>
@@ -11886,7 +12380,7 @@
     </w:p>
     <w:p>
       <w:r>
-        <w:t>Start with the most direct version: main reads service.json with read_text, parses it into a dict with json.loads, prints each value by its key, changes environment, serializes the dict with json.dumps, and writes service-updated.json. This Basic version trusts the file. Every step is commented, so read the comments as you type it.</w:t>
+        <w:t>Start with the most direct version: main reads service.json with read_text, parses it into a dict with json.loads, prints each value by its key, changes environment, serializes the dict with json.dumps, and writes service-updated.json in the python folder. This Basic version trusts the file. Every step is commented, so read the comments as you type it.</w:t>
       </w:r>
     </w:p>
     <w:p>
@@ -11925,7 +12419,7 @@
         <w:pStyle w:val="SourceCode"/>
       </w:pPr>
       <w:r>
-        <w:t># sys.exit), and Path offers the file tools as its methods.</w:t>
+        <w:t># os.path.join, sys.exit), and Path offers the file tools as its methods.</w:t>
       </w:r>
     </w:p>
     <w:p>
@@ -11941,6 +12435,14 @@
         <w:pStyle w:val="SourceCode"/>
       </w:pPr>
       <w:r>
+        <w:t>import os</w:t>
+      </w:r>
+    </w:p>
+    <w:p>
+      <w:pPr>
+        <w:pStyle w:val="SourceCode"/>
+      </w:pPr>
+      <w:r>
         <w:t>import sys</w:t>
       </w:r>
     </w:p>
@@ -12248,8 +12750,45 @@
         <w:pStyle w:val="SourceCode"/>
       </w:pPr>
       <w:r>
-        <w:t xml:space="preserve">    # Step 6: write the text and one line ending into a new file.</w:t>
-      </w:r>
+        <w:t xml:space="preserve">    # Step 6: write the text and one line ending into a new file. It goes</w:t>
+      </w:r>
+    </w:p>
+    <w:p>
+      <w:pPr>
+        <w:pStyle w:val="SourceCode"/>
+      </w:pPr>
+      <w:r>
+        <w:t xml:space="preserve">    # in the python folder, so the Python programs write only inside their</w:t>
+      </w:r>
+    </w:p>
+    <w:p>
+      <w:pPr>
+        <w:pStyle w:val="SourceCode"/>
+      </w:pPr>
+      <w:r>
+        <w:t xml:space="preserve">    # own folder; service.json is only read, so it stays shared. Remember,</w:t>
+      </w:r>
+    </w:p>
+    <w:p>
+      <w:pPr>
+        <w:pStyle w:val="SourceCode"/>
+      </w:pPr>
+      <w:r>
+        <w:t xml:space="preserve">    # os.path.join joins with the right separator.</w:t>
+      </w:r>
+    </w:p>
+    <w:p>
+      <w:pPr>
+        <w:pStyle w:val="SourceCode"/>
+      </w:pPr>
+      <w:r>
+        <w:t xml:space="preserve">    output_path = os.path.join("python", "service-updated.json")</w:t>
+      </w:r>
+    </w:p>
+    <w:p>
+      <w:pPr>
+        <w:pStyle w:val="SourceCode"/>
+      </w:pPr>
     </w:p>
     <w:p>
       <w:pPr>
@@ -12272,23 +12811,23 @@
         <w:pStyle w:val="SourceCode"/>
       </w:pPr>
       <w:r>
-        <w:t xml:space="preserve">    Path("service-updated.json").write_text(compact + "\n", encoding="utf-8",</w:t>
-      </w:r>
-    </w:p>
-    <w:p>
-      <w:pPr>
-        <w:pStyle w:val="SourceCode"/>
-      </w:pPr>
-      <w:r>
-        <w:t xml:space="preserve">                                            newline="\n")</w:t>
-      </w:r>
-    </w:p>
-    <w:p>
-      <w:pPr>
-        <w:pStyle w:val="SourceCode"/>
-      </w:pPr>
-      <w:r>
-        <w:t xml:space="preserve">    print("Wrote service-updated.json")</w:t>
+        <w:t xml:space="preserve">    Path(output_path).write_text(compact + "\n", encoding="utf-8",</w:t>
+      </w:r>
+    </w:p>
+    <w:p>
+      <w:pPr>
+        <w:pStyle w:val="SourceCode"/>
+      </w:pPr>
+      <w:r>
+        <w:t xml:space="preserve">                                 newline="\n")</w:t>
+      </w:r>
+    </w:p>
+    <w:p>
+      <w:pPr>
+        <w:pStyle w:val="SourceCode"/>
+      </w:pPr>
+      <w:r>
+        <w:t xml:space="preserve">    print(f"Wrote {output_path}")</w:t>
       </w:r>
     </w:p>
     <w:p>
@@ -12466,7 +13005,7 @@
         <w:pStyle w:val="RequiredOutput"/>
       </w:pPr>
       <w:r>
-        <w:t>Wrote service-updated.json</w:t>
+        <w:t>Wrote python\service-updated.json</w:t>
       </w:r>
     </w:p>
     <w:p>
@@ -12495,7 +13034,7 @@
         <w:pStyle w:val="ListBullet"/>
       </w:pPr>
       <w:r>
-        <w:t>Wrote service-updated.json says the changed object was serialized and written to a new file. The Written File Check below shows what the file holds.</w:t>
+        <w:t>The Wrote line says the changed object was serialized and written to a new file, service-updated.json in the python folder, .\python\service-updated.json. Each language writes its own copy in its own folder, so no two languages ever change the same file; service.json is only read, so every language shares it. The printed path has no .\ in front, but it still starts from the working directory, and its leading python is the Python folder, never a drive. The Written File Check below shows what the file holds.</w:t>
       </w:r>
     </w:p>
     <w:p>
@@ -12553,7 +13092,7 @@
         <w:pStyle w:val="CommandBlock"/>
       </w:pPr>
       <w:r>
-        <w:t>Get-Content service-updated.json</w:t>
+        <w:t>Get-Content .\python\service-updated.json</w:t>
       </w:r>
     </w:p>
     <w:p>
@@ -12574,7 +13113,7 @@
         <w:pStyle w:val="CommandBlock"/>
       </w:pPr>
       <w:r>
-        <w:t>cat service-updated.json</w:t>
+        <w:t>cat ./python/service-updated.json</w:t>
       </w:r>
     </w:p>
     <w:p>
@@ -12664,7 +13203,15 @@
         <w:keepNext/>
       </w:pPr>
       <w:r>
-        <w:t># sys for stderr and the exit code; Path gives the file tools.</w:t>
+        <w:t># os for os.path.join, sys for stderr and the exit code; Path gives the</w:t>
+      </w:r>
+    </w:p>
+    <w:p>
+      <w:pPr>
+        <w:pStyle w:val="SourceCode"/>
+      </w:pPr>
+      <w:r>
+        <w:t># file tools.</w:t>
       </w:r>
     </w:p>
     <w:p>
@@ -12680,6 +13227,14 @@
         <w:pStyle w:val="SourceCode"/>
       </w:pPr>
       <w:r>
+        <w:t>import os</w:t>
+      </w:r>
+    </w:p>
+    <w:p>
+      <w:pPr>
+        <w:pStyle w:val="SourceCode"/>
+      </w:pPr>
+      <w:r>
         <w:t>import sys</w:t>
       </w:r>
     </w:p>
@@ -13167,7 +13722,31 @@
         <w:pStyle w:val="SourceCode"/>
       </w:pPr>
       <w:r>
-        <w:t xml:space="preserve">    output_path = "service-updated.json"</w:t>
+        <w:t xml:space="preserve">    # The new file goes in the python folder, so the Python programs write</w:t>
+      </w:r>
+    </w:p>
+    <w:p>
+      <w:pPr>
+        <w:pStyle w:val="SourceCode"/>
+      </w:pPr>
+      <w:r>
+        <w:t xml:space="preserve">    # only inside their own folder. Remember, os.path.join joins with the</w:t>
+      </w:r>
+    </w:p>
+    <w:p>
+      <w:pPr>
+        <w:pStyle w:val="SourceCode"/>
+      </w:pPr>
+      <w:r>
+        <w:t xml:space="preserve">    # right separator.</w:t>
+      </w:r>
+    </w:p>
+    <w:p>
+      <w:pPr>
+        <w:pStyle w:val="SourceCode"/>
+      </w:pPr>
+      <w:r>
+        <w:t xml:space="preserve">    output_path = os.path.join("python", "service-updated.json")</w:t>
       </w:r>
     </w:p>
     <w:p>
@@ -13522,7 +14101,7 @@
         <w:pStyle w:val="RequiredOutput"/>
       </w:pPr>
       <w:r>
-        <w:t>Wrote service-updated.json</w:t>
+        <w:t>Wrote python\service-updated.json</w:t>
       </w:r>
     </w:p>
     <w:p>
@@ -13543,7 +14122,7 @@
         <w:pStyle w:val="ListBullet"/>
       </w:pPr>
       <w:r>
-        <w:t>Exit code 0 proves that service.json was valid JSON and that service-updated.json was written. Get-Content service-updated.json shows the same one line as the Basic version's Written File Check. If the file is not valid JSON, the program prints one Error line on the error stream, writes nothing, and ends with exit code 1; the Malformed JSON Check below shows it.</w:t>
+        <w:t>Exit code 0 proves that service.json was valid JSON and that service-updated.json was written. Get-Content .\python\service-updated.json shows the same one line as the Basic version's Written File Check. If the file is not valid JSON, the program prints one Error line on the error stream, writes nothing, and ends with exit code 1; the Malformed JSON Check below shows it.</w:t>
       </w:r>
     </w:p>
     <w:p>
@@ -13572,10 +14151,10 @@
         <w:keepNext/>
       </w:pPr>
       <w:r>
-        <w:t>Now break the file on purpose and watch the program refuse it. Copy-Item keeps a copy of the good file as service-good.json. Remove-Item deletes the service-updated.json the last run wrote, so you can see whether a new one appears; -ErrorAction Ignore tells it to say nothing if the file is already gone. Set-Content then replaces service.json with one line that has a comma after its last value, which JSON does not allow. After the run, $LASTEXITCODE prints the exit code, Test-Path shows whether a new file wa</w:t>
-      </w:r>
-      <w:r>
-        <w:t>s written, and Get-Content shows service.json. The second run uses valid JSON of the wrong shape: Get-Content reads the good copy, -replace swaps 8080 for "8080" in quotes, and the | hands the changed lines to Set-Content, so the port is now text. Move-Item -Force then moves the saved copy back over service.json, and the last Get-Content shows the good file again.</w:t>
+        <w:t xml:space="preserve">Now break the file on purpose and watch the program refuse it. Copy-Item keeps a copy of the good file as service-good.json. Remove-Item deletes the service-updated.json the last run wrote in the python folder, so you can see whether a new one appears; -ErrorAction Ignore tells it to say nothing if the file is already gone. Set-Content then replaces service.json with one line that has a comma after its last value, which JSON does not allow. After the run, $LASTEXITCODE prints the exit code, Test-Path shows </w:t>
+      </w:r>
+      <w:r>
+        <w:t>whether a new file was written, and Get-Content shows service.json. The second run uses valid JSON of the wrong shape: Get-Content reads the good copy, -replace swaps 8080 for "8080" in quotes, and the | hands the changed lines to Set-Content, so the port is now text. Move-Item -Force then moves the saved copy back over service.json, and the last Get-Content shows the good file again.</w:t>
       </w:r>
     </w:p>
     <w:p>
@@ -13598,7 +14177,7 @@
         <w:keepNext/>
       </w:pPr>
       <w:r>
-        <w:t>Remove-Item service-updated.json -ErrorAction Ignore</w:t>
+        <w:t>Remove-Item .\python\service-updated.json -ErrorAction Ignore</w:t>
       </w:r>
     </w:p>
     <w:p>
@@ -13634,7 +14213,7 @@
         <w:keepNext/>
       </w:pPr>
       <w:r>
-        <w:t>Test-Path service-updated.json</w:t>
+        <w:t>Test-Path .\python\service-updated.json</w:t>
       </w:r>
     </w:p>
     <w:p>
@@ -13688,7 +14267,7 @@
         <w:keepNext/>
       </w:pPr>
       <w:r>
-        <w:t>Test-Path service-updated.json</w:t>
+        <w:t>Test-Path .\python\service-updated.json</w:t>
       </w:r>
     </w:p>
     <w:p>
@@ -13749,7 +14328,7 @@
         <w:keepNext/>
       </w:pPr>
       <w:r>
-        <w:t>rm -f service-updated.json</w:t>
+        <w:t>rm -f ./python/service-updated.json</w:t>
       </w:r>
     </w:p>
     <w:p>
@@ -13785,7 +14364,7 @@
         <w:keepNext/>
       </w:pPr>
       <w:r>
-        <w:t>ls service-updated.json</w:t>
+        <w:t>ls ./python/service-updated.json</w:t>
       </w:r>
     </w:p>
     <w:p>
@@ -13830,7 +14409,7 @@
         <w:keepNext/>
       </w:pPr>
       <w:r>
-        <w:t>ls service-updated.json</w:t>
+        <w:t>ls ./python/service-updated.json</w:t>
       </w:r>
     </w:p>
     <w:p>
@@ -14019,7 +14598,7 @@
     </w:p>
     <w:p>
       <w:r>
-        <w:t>Start with the most direct version: main reads service.json with readFileSync, parses it with JSON.parse, prints each field, changes environment, serializes the object with JSON.stringify, and writes service-updated.json. This Basic version trusts the file. Every step is commented, so read the comments as you type it.</w:t>
+        <w:t>Start with the most direct version: main reads service.json with readFileSync, parses it with JSON.parse, prints each field, changes environment, serializes the object with JSON.stringify, and writes service-updated.json in the typescript folder. This Basic version trusts the file. Every step is commented, so read the comments as you type it.</w:t>
       </w:r>
     </w:p>
     <w:p>
@@ -14050,15 +14629,15 @@
         <w:keepNext/>
       </w:pPr>
       <w:r>
-        <w:t>// Node's tools for files. JSON itself is built into TypeScript, so it</w:t>
-      </w:r>
-    </w:p>
-    <w:p>
-      <w:pPr>
-        <w:pStyle w:val="SourceCode"/>
-      </w:pPr>
-      <w:r>
-        <w:t>// needs no import.</w:t>
+        <w:t>// Node's tools for files, and node:path joins paths. JSON itself is built</w:t>
+      </w:r>
+    </w:p>
+    <w:p>
+      <w:pPr>
+        <w:pStyle w:val="SourceCode"/>
+      </w:pPr>
+      <w:r>
+        <w:t>// into TypeScript, so it needs no import.</w:t>
       </w:r>
     </w:p>
     <w:p>
@@ -14073,6 +14652,14 @@
       <w:pPr>
         <w:pStyle w:val="SourceCode"/>
       </w:pPr>
+      <w:r>
+        <w:t>import { join } from "node:path";</w:t>
+      </w:r>
+    </w:p>
+    <w:p>
+      <w:pPr>
+        <w:pStyle w:val="SourceCode"/>
+      </w:pPr>
     </w:p>
     <w:p>
       <w:pPr>
@@ -14320,32 +14907,64 @@
         <w:pStyle w:val="SourceCode"/>
       </w:pPr>
       <w:r>
-        <w:t xml:space="preserve">    // Step 6: write the text and one line ending into a new file.</w:t>
-      </w:r>
-    </w:p>
-    <w:p>
-      <w:pPr>
-        <w:pStyle w:val="SourceCode"/>
-      </w:pPr>
-      <w:r>
-        <w:t xml:space="preserve">    // Remember, writeFileSync creates the file or replaces its contents.</w:t>
-      </w:r>
-    </w:p>
-    <w:p>
-      <w:pPr>
-        <w:pStyle w:val="SourceCode"/>
-      </w:pPr>
-      <w:r>
-        <w:t xml:space="preserve">    writeFileSync("service-updated.json", compact + "\n", "utf-8");</w:t>
-      </w:r>
-    </w:p>
-    <w:p>
-      <w:pPr>
-        <w:pStyle w:val="SourceCode"/>
-        <w:keepNext/>
-      </w:pPr>
-      <w:r>
-        <w:t xml:space="preserve">    console.log("Wrote service-updated.json");</w:t>
+        <w:t xml:space="preserve">    // Step 6: write the text and one line ending into a new file. It goes</w:t>
+      </w:r>
+    </w:p>
+    <w:p>
+      <w:pPr>
+        <w:pStyle w:val="SourceCode"/>
+      </w:pPr>
+      <w:r>
+        <w:t xml:space="preserve">    // in the typescript folder, so the TypeScript programs write only</w:t>
+      </w:r>
+    </w:p>
+    <w:p>
+      <w:pPr>
+        <w:pStyle w:val="SourceCode"/>
+      </w:pPr>
+      <w:r>
+        <w:t xml:space="preserve">    // inside their own folder; service.json is only read, so it stays</w:t>
+      </w:r>
+    </w:p>
+    <w:p>
+      <w:pPr>
+        <w:pStyle w:val="SourceCode"/>
+      </w:pPr>
+      <w:r>
+        <w:t xml:space="preserve">    // shared. Remember, join builds the path with the right separator, and</w:t>
+      </w:r>
+    </w:p>
+    <w:p>
+      <w:pPr>
+        <w:pStyle w:val="SourceCode"/>
+      </w:pPr>
+      <w:r>
+        <w:t xml:space="preserve">    // writeFileSync creates the file or replaces its contents.</w:t>
+      </w:r>
+    </w:p>
+    <w:p>
+      <w:pPr>
+        <w:pStyle w:val="SourceCode"/>
+      </w:pPr>
+      <w:r>
+        <w:t xml:space="preserve">    const outputPath: string = join("typescript", "service-updated.json");</w:t>
+      </w:r>
+    </w:p>
+    <w:p>
+      <w:pPr>
+        <w:pStyle w:val="SourceCode"/>
+      </w:pPr>
+      <w:r>
+        <w:t xml:space="preserve">    writeFileSync(outputPath, compact + "\n", "utf-8");</w:t>
+      </w:r>
+    </w:p>
+    <w:p>
+      <w:pPr>
+        <w:pStyle w:val="SourceCode"/>
+        <w:keepNext/>
+      </w:pPr>
+      <w:r>
+        <w:t xml:space="preserve">    console.log(`Wrote ${outputPath}`);</w:t>
       </w:r>
     </w:p>
     <w:p>
@@ -14538,7 +15157,7 @@
         <w:pStyle w:val="RequiredOutput"/>
       </w:pPr>
       <w:r>
-        <w:t>Wrote service-updated.json</w:t>
+        <w:t>Wrote typescript\service-updated.json</w:t>
       </w:r>
     </w:p>
     <w:p>
@@ -14567,7 +15186,10 @@
         <w:pStyle w:val="ListBullet"/>
       </w:pPr>
       <w:r>
-        <w:t>Wrote service-updated.json says the changed object was serialized and written to a new file. The Written File Check below shows what the file holds.</w:t>
+        <w:t xml:space="preserve">The Wrote line says the changed object was serialized and written to a new file, service-updated.json in the typescript folder, .\typescript\service-updated.json. Each language writes its own copy in its own folder, so no two languages ever change the same file; service.json is only read, so every language shares it. The printed path has no .\ in front, but it still starts from the working directory, and its leading typescript is the TypeScript folder, never a drive. The Written File Check below shows what </w:t>
+      </w:r>
+      <w:r>
+        <w:t>the file holds.</w:t>
       </w:r>
     </w:p>
     <w:p>
@@ -14625,7 +15247,7 @@
         <w:pStyle w:val="CommandBlock"/>
       </w:pPr>
       <w:r>
-        <w:t>Get-Content service-updated.json</w:t>
+        <w:t>Get-Content .\typescript\service-updated.json</w:t>
       </w:r>
     </w:p>
     <w:p>
@@ -14646,7 +15268,7 @@
         <w:pStyle w:val="CommandBlock"/>
       </w:pPr>
       <w:r>
-        <w:t>cat service-updated.json</w:t>
+        <w:t>cat ./typescript/service-updated.json</w:t>
       </w:r>
     </w:p>
     <w:p>
@@ -14736,7 +15358,7 @@
         <w:keepNext/>
       </w:pPr>
       <w:r>
-        <w:t>// Node's tools for files.</w:t>
+        <w:t>// Node's tools for files, and node:path joins paths.</w:t>
       </w:r>
     </w:p>
     <w:p>
@@ -14751,6 +15373,14 @@
       <w:pPr>
         <w:pStyle w:val="SourceCode"/>
       </w:pPr>
+      <w:r>
+        <w:t>import { join } from "node:path";</w:t>
+      </w:r>
+    </w:p>
+    <w:p>
+      <w:pPr>
+        <w:pStyle w:val="SourceCode"/>
+      </w:pPr>
     </w:p>
     <w:p>
       <w:pPr>
@@ -15251,7 +15881,31 @@
         <w:pStyle w:val="SourceCode"/>
       </w:pPr>
       <w:r>
-        <w:t xml:space="preserve">    const outputPath: string = "service-updated.json";</w:t>
+        <w:t xml:space="preserve">    // The new file goes in the typescript folder, so the TypeScript</w:t>
+      </w:r>
+    </w:p>
+    <w:p>
+      <w:pPr>
+        <w:pStyle w:val="SourceCode"/>
+      </w:pPr>
+      <w:r>
+        <w:t xml:space="preserve">    // programs write only inside their own folder. Remember, join builds</w:t>
+      </w:r>
+    </w:p>
+    <w:p>
+      <w:pPr>
+        <w:pStyle w:val="SourceCode"/>
+      </w:pPr>
+      <w:r>
+        <w:t xml:space="preserve">    // the path with the right separator.</w:t>
+      </w:r>
+    </w:p>
+    <w:p>
+      <w:pPr>
+        <w:pStyle w:val="SourceCode"/>
+      </w:pPr>
+      <w:r>
+        <w:t xml:space="preserve">    const outputPath: string = join("typescript", "service-updated.json");</w:t>
       </w:r>
     </w:p>
     <w:p>
@@ -15633,7 +16287,7 @@
         <w:pStyle w:val="RequiredOutput"/>
       </w:pPr>
       <w:r>
-        <w:t>Wrote service-updated.json</w:t>
+        <w:t>Wrote typescript\service-updated.json</w:t>
       </w:r>
     </w:p>
     <w:p>
@@ -15654,7 +16308,7 @@
         <w:pStyle w:val="ListBullet"/>
       </w:pPr>
       <w:r>
-        <w:t>Exit code 0 proves that service.json was valid JSON and that service-updated.json was written. Get-Content service-updated.json shows the same one line as the Basic version's Written File Check. If the file is not valid JSON, the program prints one Error line on the error stream, writes nothing, and ends with exit code 1; the Malformed JSON Check below shows it.</w:t>
+        <w:t>Exit code 0 proves that service.json was valid JSON and that service-updated.json was written. Get-Content .\typescript\service-updated.json shows the same one line as the Basic version's Written File Check. If the file is not valid JSON, the program prints one Error line on the error stream, writes nothing, and ends with exit code 1; the Malformed JSON Check below shows it.</w:t>
       </w:r>
     </w:p>
     <w:p>
@@ -15683,10 +16337,10 @@
         <w:keepNext/>
       </w:pPr>
       <w:r>
-        <w:t>Now break the file on purpose and watch the program refuse it. Copy-Item keeps a copy of the good file as service-good.json. Remove-Item deletes the service-updated.json the last run wrote, so you can see whether a new one appears; -ErrorAction Ignore tells it to say nothing if the file is already gone. Set-Content then replaces service.json with one line that has a comma after its last value, which JSON does not allow. After the run, $LASTEXITCODE prints the exit code, Test-Path shows whether a new file wa</w:t>
-      </w:r>
-      <w:r>
-        <w:t>s written, and Get-Content shows service.json. The second run uses valid JSON of the wrong shape: Get-Content reads the good copy, -replace swaps 8080 for "8080" in quotes, and the | hands the changed lines to Set-Content, so the port is now text. Move-Item -Force then moves the saved copy back over service.json, and the last Get-Content shows the good file again.</w:t>
+        <w:t>Now break the file on purpose and watch the program refuse it. Copy-Item keeps a copy of the good file as service-good.json. Remove-Item deletes the service-updated.json the last run wrote in the typescript folder, so you can see whether a new one appears; -ErrorAction Ignore tells it to say nothing if the file is already gone. Set-Content then replaces service.json with one line that has a comma after its last value, which JSON does not allow. After the run, $LASTEXITCODE prints the exit code, Test-Path sh</w:t>
+      </w:r>
+      <w:r>
+        <w:t>ows whether a new file was written, and Get-Content shows service.json. The second run uses valid JSON of the wrong shape: Get-Content reads the good copy, -replace swaps 8080 for "8080" in quotes, and the | hands the changed lines to Set-Content, so the port is now text. Move-Item -Force then moves the saved copy back over service.json, and the last Get-Content shows the good file again.</w:t>
       </w:r>
     </w:p>
     <w:p>
@@ -15709,7 +16363,7 @@
         <w:keepNext/>
       </w:pPr>
       <w:r>
-        <w:t>Remove-Item service-updated.json -ErrorAction Ignore</w:t>
+        <w:t>Remove-Item .\typescript\service-updated.json -ErrorAction Ignore</w:t>
       </w:r>
     </w:p>
     <w:p>
@@ -15745,7 +16399,7 @@
         <w:keepNext/>
       </w:pPr>
       <w:r>
-        <w:t>Test-Path service-updated.json</w:t>
+        <w:t>Test-Path .\typescript\service-updated.json</w:t>
       </w:r>
     </w:p>
     <w:p>
@@ -15799,7 +16453,7 @@
         <w:keepNext/>
       </w:pPr>
       <w:r>
-        <w:t>Test-Path service-updated.json</w:t>
+        <w:t>Test-Path .\typescript\service-updated.json</w:t>
       </w:r>
     </w:p>
     <w:p>
@@ -15860,7 +16514,7 @@
         <w:keepNext/>
       </w:pPr>
       <w:r>
-        <w:t>rm -f service-updated.json</w:t>
+        <w:t>rm -f ./typescript/service-updated.json</w:t>
       </w:r>
     </w:p>
     <w:p>
@@ -15896,7 +16550,7 @@
         <w:keepNext/>
       </w:pPr>
       <w:r>
-        <w:t>ls service-updated.json</w:t>
+        <w:t>ls ./typescript/service-updated.json</w:t>
       </w:r>
     </w:p>
     <w:p>
@@ -15941,7 +16595,7 @@
         <w:keepNext/>
       </w:pPr>
       <w:r>
-        <w:t>ls service-updated.json</w:t>
+        <w:t>ls ./typescript/service-updated.json</w:t>
       </w:r>
     </w:p>
     <w:p>
@@ -16590,7 +17244,7 @@
         <w:keepNext/>
       </w:pPr>
       <w:r>
-        <w:t>File to write: service-updated.json, in the same folder</w:t>
+        <w:t>File to write: service-updated.json, in each language's</w:t>
       </w:r>
     </w:p>
     <w:p>
@@ -16599,6 +17253,15 @@
         <w:keepNext/>
       </w:pPr>
       <w:r>
+        <w:t xml:space="preserve">  own folder (.\c\service-updated.json for C)</w:t>
+      </w:r>
+    </w:p>
+    <w:p>
+      <w:pPr>
+        <w:pStyle w:val="RequiredOutput"/>
+        <w:keepNext/>
+      </w:pPr>
+      <w:r>
         <w:t>Malformed JSON Check writes: {"service": "contact-api", "port": 8080,}</w:t>
       </w:r>
     </w:p>
@@ -16623,9 +17286,18 @@
     <w:p>
       <w:pPr>
         <w:pStyle w:val="RequiredOutput"/>
-      </w:pPr>
-      <w:r>
-        <w:t>Challenge: save and load one contact in contact.json</w:t>
+        <w:keepNext/>
+      </w:pPr>
+      <w:r>
+        <w:t>Challenge: save and load one contact in contact.json,</w:t>
+      </w:r>
+    </w:p>
+    <w:p>
+      <w:pPr>
+        <w:pStyle w:val="RequiredOutput"/>
+      </w:pPr>
+      <w:r>
+        <w:t xml:space="preserve">  in the same language folder</w:t>
       </w:r>
     </w:p>
     <w:p>
@@ -16651,7 +17323,7 @@
         <w:keepNext/>
       </w:pPr>
       <w:r>
-        <w:t>Both the Basic and the Production-Minded program show these lines and end with exit code 0.</w:t>
+        <w:t>Both the Basic and the Production-Minded program show these lines and end with exit code 0. These are the C lines; each language prints its own folder name in place of c.</w:t>
       </w:r>
     </w:p>
     <w:p>
@@ -16709,7 +17381,7 @@
         <w:pStyle w:val="RequiredOutput"/>
       </w:pPr>
       <w:r>
-        <w:t>Wrote service-updated.json</w:t>
+        <w:t>Wrote c\service-updated.json</w:t>
       </w:r>
     </w:p>
     <w:p>
@@ -16824,13 +17496,13 @@
     </w:p>
     <w:p>
       <w:r>
-        <w:t xml:space="preserve">The Contact Manager, this chapter's capstone, must save its contacts and load them again when it starts. JSON is a natural save format for it: each contact is an object with named values, the library writes it and reads it back exactly, and other programs can read the same file. The Challenge adds that piece: a Contact record saved to contact.json and loaded back with the same library. The Contact Manager has now seen three formats: Lesson 3.13's pipe-separated lines are the simplest, for values that never </w:t>
-      </w:r>
-      <w:r>
-        <w:t>hold the delimiter; CSV suits a table that spreadsheets also open; and JSON suits named values of different kinds and nested data, and is what web APIs speak. The ServiceConfig record and load_config (loadConfig, LoadConfig) are the start of Lesson 3.17: Configuration Files, which reads the same four settings, application name, environment, port, and enabled, and adds defaults for missing ones. The Contact Manager of Chapter 5 exports its records to JSON, and Chapter 6 sends and receives JSON over HTTP; thi</w:t>
-      </w:r>
-      <w:r>
-        <w:t>s lesson's parsing and serializing is the same work, only on a file.</w:t>
+        <w:t>The Contact Manager, this chapter's capstone, must save its contacts and load them again when it starts. JSON is a natural save format for it: each contact is an object with named values, the library writes it and reads it back exactly, and other programs can read the same file. The Challenge adds that piece: a Contact record saved to contact.json in the language's folder and loaded back with the same library. The Contact Manager has now seen three formats: Lesson 3.13's pipe-separated lines are the simples</w:t>
+      </w:r>
+      <w:r>
+        <w:t>t, for values that never hold the delimiter; CSV suits a table that spreadsheets also open; and JSON suits named values of different kinds and nested data, and is what web APIs speak. The ServiceConfig record and load_config (loadConfig, LoadConfig) are the start of Lesson 3.17: Configuration Files, which reads the same four settings, application name, environment, port, and enabled, and adds defaults for missing ones. The Contact Manager of Chapter 5 exports its records to JSON, and Chapter 6 sends and rec</w:t>
+      </w:r>
+      <w:r>
+        <w:t>eives JSON over HTTP; this lesson's parsing and serializing is the same work, only on a file.</w:t>
       </w:r>
     </w:p>
     <w:p>
@@ -16887,7 +17559,7 @@
         <w:pStyle w:val="ListBullet"/>
       </w:pPr>
       <w:r>
-        <w:t>Get-Content service-updated.json must then show "enabled":false, still without quotes, because it is a true-or-false value, not text.</w:t>
+        <w:t>Get-Content .\c\service-updated.json, with that language's folder in place of c, must then show "enabled":false, still without quotes, because it is a true-or-false value, not text.</w:t>
       </w:r>
     </w:p>
     <w:p>
@@ -16931,7 +17603,7 @@
         <w:keepNext/>
       </w:pPr>
       <w:r>
-        <w:t>With the service disabled as well, and exit code 0:</w:t>
+        <w:t>With the service disabled as well, and exit code 0. These are the C lines; each language prints its own folder name in place of c.</w:t>
       </w:r>
     </w:p>
     <w:p>
@@ -16998,7 +17670,7 @@
         <w:pStyle w:val="RequiredOutput"/>
       </w:pPr>
       <w:r>
-        <w:t>Wrote service-updated.json</w:t>
+        <w:t>Wrote c\service-updated.json</w:t>
       </w:r>
     </w:p>
     <w:p>
@@ -17047,7 +17719,7 @@
         <w:pStyle w:val="ListBullet"/>
       </w:pPr>
       <w:r>
-        <w:t>After Wrote service-updated.json, save the contact Ada Lovelace, ada@example.com, to contact.json and print Wrote contact.json.</w:t>
+        <w:t>After the Wrote line for service-updated.json, save the contact Ada Lovelace, ada@example.com, to contact.json in the language's own folder, next to its service-updated.json and joined the same way, and print Wrote followed by that path.</w:t>
       </w:r>
     </w:p>
     <w:p>
@@ -17055,7 +17727,7 @@
         <w:pStyle w:val="ListBullet"/>
       </w:pPr>
       <w:r>
-        <w:t>Then load contact.json into a new Contact and print it as Contact: followed by the name and the email address in angle brackets. Print from the loaded contact, not the one you saved, so the line proves the round trip.</w:t>
+        <w:t>Then load that contact.json into a new Contact and print it as Contact: followed by the name and the email address in angle brackets. Print from the loaded contact, not the one you saved, so the line proves the round trip.</w:t>
       </w:r>
     </w:p>
     <w:p>
@@ -17063,7 +17735,7 @@
         <w:pStyle w:val="ListBullet"/>
       </w:pPr>
       <w:r>
-        <w:t>Get-Content contact.json must show {"name":"Ada Lovelace","email":"ada@example.com"}.</w:t>
+        <w:t>Get-Content .\c\contact.json, with that language's folder in place of c, must show {"name":"Ada Lovelace","email":"ada@example.com"}.</w:t>
       </w:r>
     </w:p>
     <w:p>
@@ -17099,7 +17771,7 @@
         <w:keepNext/>
       </w:pPr>
       <w:r>
-        <w:t>With the contact saved and loaded as well, and exit code 0:</w:t>
+        <w:t>With the contact saved and loaded as well, and exit code 0. These are the C lines; each language prints its own folder name in place of c.</w:t>
       </w:r>
     </w:p>
     <w:p>
@@ -17158,7 +17830,7 @@
         <w:keepNext/>
       </w:pPr>
       <w:r>
-        <w:t>Wrote service-updated.json</w:t>
+        <w:t>Wrote c\service-updated.json</w:t>
       </w:r>
     </w:p>
     <w:p>
@@ -17167,7 +17839,7 @@
         <w:keepNext/>
       </w:pPr>
       <w:r>
-        <w:t>Wrote contact.json</w:t>
+        <w:t>Wrote c\contact.json</w:t>
       </w:r>
     </w:p>
     <w:p>
@@ -17201,7 +17873,7 @@
         <w:keepNext/>
       </w:pPr>
       <w:r>
-        <w:t>With both changes, and exit code 0:</w:t>
+        <w:t>With both changes, and exit code 0. These are the C lines; each language prints its own folder name in place of c.</w:t>
       </w:r>
     </w:p>
     <w:p>
@@ -17269,7 +17941,7 @@
         <w:keepNext/>
       </w:pPr>
       <w:r>
-        <w:t>Wrote service-updated.json</w:t>
+        <w:t>Wrote c\service-updated.json</w:t>
       </w:r>
     </w:p>
     <w:p>
@@ -17278,7 +17950,7 @@
         <w:keepNext/>
       </w:pPr>
       <w:r>
-        <w:t>Wrote contact.json</w:t>
+        <w:t>Wrote c\contact.json</w:t>
       </w:r>
     </w:p>
     <w:p>
@@ -17385,10 +18057,10 @@
     </w:p>
     <w:p>
       <w:r>
-        <w:t>JSON stores structured data as text: an object of key-value pairs whose values keep their kind. Each program read service.json in one read, parsed it with a JSON library into an object or a record, and printed its four values without converting any of them. It changed the environment in memory, serialized the object as compact JSON, and wrote it to service-updated.json, leaving service.json exactly as it was. C and C++ used a downloaded library, pinned to one release and checked by its SHA-256 hash; the oth</w:t>
-      </w:r>
-      <w:r>
-        <w:t>er languages used their built-in JSON support. The Production-Minded version kept the values in a ServiceConfig record, loaded and saved it through two functions, and refused a file that was not valid JSON with one Error line, exit code 1, and nothing written. Lesson 3.16 moves from text files to binary files, which hold bytes rather than readable text.</w:t>
+        <w:t xml:space="preserve">JSON stores structured data as text: an object of key-value pairs whose values keep their kind. Each program read service.json in one read, parsed it with a JSON library into an object or a record, and printed its four values without converting any of them. It changed the environment in memory, serialized the object as compact JSON, and wrote it to service-updated.json in its own language's folder, leaving the shared service.json exactly as it was. C and C++ used a downloaded library, pinned to one release </w:t>
+      </w:r>
+      <w:r>
+        <w:t>and checked by its SHA-256 hash; the other languages used their built-in JSON support. The Production-Minded version kept the values in a ServiceConfig record, loaded and saved it through two functions, and refused a file that was not valid JSON with one Error line, exit code 1, and nothing written. Lesson 3.16 moves from text files to binary files, which hold bytes rather than readable text.</w:t>
       </w:r>
     </w:p>
     <w:sectPr>
@@ -17574,31 +18246,31 @@
       </w:rPr>
     </w:lvl>
   </w:abstractNum>
-  <w:num w:numId="1" w16cid:durableId="868952681">
+  <w:num w:numId="1" w16cid:durableId="2120752700">
     <w:abstractNumId w:val="8"/>
   </w:num>
-  <w:num w:numId="2" w16cid:durableId="487864819">
+  <w:num w:numId="2" w16cid:durableId="444815940">
     <w:abstractNumId w:val="6"/>
   </w:num>
-  <w:num w:numId="3" w16cid:durableId="432477227">
+  <w:num w:numId="3" w16cid:durableId="1951886926">
     <w:abstractNumId w:val="5"/>
   </w:num>
-  <w:num w:numId="4" w16cid:durableId="899828527">
+  <w:num w:numId="4" w16cid:durableId="1320227843">
     <w:abstractNumId w:val="4"/>
   </w:num>
-  <w:num w:numId="5" w16cid:durableId="161894652">
+  <w:num w:numId="5" w16cid:durableId="1433667731">
     <w:abstractNumId w:val="7"/>
   </w:num>
-  <w:num w:numId="6" w16cid:durableId="2118717025">
+  <w:num w:numId="6" w16cid:durableId="1637444984">
     <w:abstractNumId w:val="3"/>
   </w:num>
-  <w:num w:numId="7" w16cid:durableId="773283268">
+  <w:num w:numId="7" w16cid:durableId="272858282">
     <w:abstractNumId w:val="2"/>
   </w:num>
-  <w:num w:numId="8" w16cid:durableId="50426222">
+  <w:num w:numId="8" w16cid:durableId="1418670159">
     <w:abstractNumId w:val="1"/>
   </w:num>
-  <w:num w:numId="9" w16cid:durableId="717515128">
+  <w:num w:numId="9" w16cid:durableId="2051566608">
     <w:abstractNumId w:val="0"/>
   </w:num>
 </w:numbering>

--- a/Volume 1/Chapter 03 - File Handling/SPA_Vol1_Ch3_Lesson3_15_JSON.docx
+++ b/Volume 1/Chapter 03 - File Handling/SPA_Vol1_Ch3_Lesson3_15_JSON.docx
@@ -2855,7 +2855,7 @@
         <w:pStyle w:val="SourceCode"/>
       </w:pPr>
       <w:r>
-        <w:t xml:space="preserve">    // Memory is taught in Volume 1, Chapter 10, Lesson 10.4: free and</w:t>
+        <w:t xml:space="preserve">    // Memory is taught in Volume 1, Chapter 9, Lesson 9.4: free and</w:t>
       </w:r>
     </w:p>
     <w:p>
@@ -5136,7 +5136,7 @@
         <w:pStyle w:val="ListBullet"/>
       </w:pPr>
       <w:r>
-        <w:t>cJSON builds the parsed object from many small records, one per value, each holding its key, its kind, and its value. cJSON_Delete gives all of them back at once, and cJSON_free gives back the text cJSON_PrintUnformatted made. Memory is taught in Volume 1, Chapter 10, Lesson 10.4: free and delete; for now, give back everything the library hands you, exactly once.</w:t>
+        <w:t>cJSON builds the parsed object from many small records, one per value, each holding its key, its kind, and its value. cJSON_Delete gives all of them back at once, and cJSON_free gives back the text cJSON_PrintUnformatted made. Memory is taught in Volume 1, Chapter 9, Lesson 9.4: free and delete; for now, give back everything the library hands you, exactly once.</w:t>
       </w:r>
     </w:p>
     <w:p>
@@ -9019,39 +9019,39 @@
         <w:pStyle w:val="SourceCode"/>
       </w:pPr>
       <w:r>
-        <w:t xml:space="preserve">    // JsonException when the text is not valid JSON or a value has the</w:t>
-      </w:r>
-    </w:p>
-    <w:p>
-      <w:pPr>
-        <w:pStyle w:val="SourceCode"/>
-      </w:pPr>
-      <w:r>
-        <w:t xml:space="preserve">    // wrong kind, such as a port written as text, and gives back null for</w:t>
-      </w:r>
-    </w:p>
-    <w:p>
-      <w:pPr>
-        <w:pStyle w:val="SourceCode"/>
-      </w:pPr>
-      <w:r>
-        <w:t xml:space="preserve">    // the JSON word null; both become one FormatException with one</w:t>
-      </w:r>
-    </w:p>
-    <w:p>
-      <w:pPr>
-        <w:pStyle w:val="SourceCode"/>
-      </w:pPr>
-      <w:r>
-        <w:t xml:space="preserve">    // message. File.ReadAllText's own exception passes on to the caller.</w:t>
-      </w:r>
-    </w:p>
-    <w:p>
-      <w:pPr>
-        <w:pStyle w:val="SourceCode"/>
-      </w:pPr>
-      <w:r>
-        <w:t xml:space="preserve">    // Remember, throw jumps to the matching catch.</w:t>
+        <w:t xml:space="preserve">    // JsonException for text that is not valid JSON or a value of the wrong</w:t>
+      </w:r>
+    </w:p>
+    <w:p>
+      <w:pPr>
+        <w:pStyle w:val="SourceCode"/>
+      </w:pPr>
+      <w:r>
+        <w:t xml:space="preserve">    // kind, such as a port written as text, and gives back null for the JSON</w:t>
+      </w:r>
+    </w:p>
+    <w:p>
+      <w:pPr>
+        <w:pStyle w:val="SourceCode"/>
+      </w:pPr>
+      <w:r>
+        <w:t xml:space="preserve">    // word null; both become one FormatException. File.ReadAllText's own</w:t>
+      </w:r>
+    </w:p>
+    <w:p>
+      <w:pPr>
+        <w:pStyle w:val="SourceCode"/>
+      </w:pPr>
+      <w:r>
+        <w:t xml:space="preserve">    // exception passes on. catch (JsonException) has no name after the type:</w:t>
+      </w:r>
+    </w:p>
+    <w:p>
+      <w:pPr>
+        <w:pStyle w:val="SourceCode"/>
+      </w:pPr>
+      <w:r>
+        <w:t xml:space="preserve">    // it does not look at the error. Remember, throw jumps to the catch.</w:t>
       </w:r>
     </w:p>
     <w:p>
@@ -10689,23 +10689,23 @@
         <w:pStyle w:val="SourceCode"/>
       </w:pPr>
       <w:r>
-        <w:t xml:space="preserve">    // Step 6: write the text and one line ending into a new file.</w:t>
-      </w:r>
-    </w:p>
-    <w:p>
-      <w:pPr>
-        <w:pStyle w:val="SourceCode"/>
-      </w:pPr>
-      <w:r>
-        <w:t xml:space="preserve">    // Remember, os.WriteFile creates the file or replaces its contents;</w:t>
-      </w:r>
-    </w:p>
-    <w:p>
-      <w:pPr>
-        <w:pStyle w:val="SourceCode"/>
-      </w:pPr>
-      <w:r>
-        <w:t xml:space="preserve">    // string(jsonBytes) turns the bytes into text so "\n" can be joined on.</w:t>
+        <w:t xml:space="preserve">    // Step 6: write the text and one line ending into a new file. Remember,</w:t>
+      </w:r>
+    </w:p>
+    <w:p>
+      <w:pPr>
+        <w:pStyle w:val="SourceCode"/>
+      </w:pPr>
+      <w:r>
+        <w:t xml:space="preserve">    // os.WriteFile creates or replaces the file, with 0644 permissions;</w:t>
+      </w:r>
+    </w:p>
+    <w:p>
+      <w:pPr>
+        <w:pStyle w:val="SourceCode"/>
+      </w:pPr>
+      <w:r>
+        <w:t xml:space="preserve">    // string(...) turns bytes into text to join "\n"; []byte(...) turns it back.</w:t>
       </w:r>
     </w:p>
     <w:p>
@@ -18246,31 +18246,31 @@
       </w:rPr>
     </w:lvl>
   </w:abstractNum>
-  <w:num w:numId="1" w16cid:durableId="2120752700">
+  <w:num w:numId="1" w16cid:durableId="1365867701">
     <w:abstractNumId w:val="8"/>
   </w:num>
-  <w:num w:numId="2" w16cid:durableId="444815940">
+  <w:num w:numId="2" w16cid:durableId="737167121">
     <w:abstractNumId w:val="6"/>
   </w:num>
-  <w:num w:numId="3" w16cid:durableId="1951886926">
+  <w:num w:numId="3" w16cid:durableId="861361248">
     <w:abstractNumId w:val="5"/>
   </w:num>
-  <w:num w:numId="4" w16cid:durableId="1320227843">
+  <w:num w:numId="4" w16cid:durableId="1177619712">
     <w:abstractNumId w:val="4"/>
   </w:num>
-  <w:num w:numId="5" w16cid:durableId="1433667731">
+  <w:num w:numId="5" w16cid:durableId="1481119608">
     <w:abstractNumId w:val="7"/>
   </w:num>
-  <w:num w:numId="6" w16cid:durableId="1637444984">
+  <w:num w:numId="6" w16cid:durableId="76556904">
     <w:abstractNumId w:val="3"/>
   </w:num>
-  <w:num w:numId="7" w16cid:durableId="272858282">
+  <w:num w:numId="7" w16cid:durableId="487523894">
     <w:abstractNumId w:val="2"/>
   </w:num>
-  <w:num w:numId="8" w16cid:durableId="1418670159">
+  <w:num w:numId="8" w16cid:durableId="1538812063">
     <w:abstractNumId w:val="1"/>
   </w:num>
-  <w:num w:numId="9" w16cid:durableId="2051566608">
+  <w:num w:numId="9" w16cid:durableId="1739085928">
     <w:abstractNumId w:val="0"/>
   </w:num>
 </w:numbering>
